--- a/2-ELABORACION/ITERACIÓN 1/13. Herramientas y Tecnologías/D13-Herramientas y Tecnologías-GRCU-4BYTES.docx
+++ b/2-ELABORACION/ITERACIÓN 1/13. Herramientas y Tecnologías/D13-Herramientas y Tecnologías-GRCU-4BYTES.docx
@@ -1,6 +1,6 @@
 
 <file path=word/document.xml><?xml version="1.0" encoding="utf-8"?>
-<w:document xmlns:wpc="http://schemas.microsoft.com/office/word/2010/wordprocessingCanvas" xmlns:cx="http://schemas.microsoft.com/office/drawing/2014/chartex" xmlns:cx1="http://schemas.microsoft.com/office/drawing/2015/9/8/chartex" xmlns:cx2="http://schemas.microsoft.com/office/drawing/2015/10/21/chartex" xmlns:cx3="http://schemas.microsoft.com/office/drawing/2016/5/9/chartex" xmlns:cx4="http://schemas.microsoft.com/office/drawing/2016/5/10/chartex" xmlns:cx5="http://schemas.microsoft.com/office/drawing/2016/5/11/chartex" xmlns:cx6="http://schemas.microsoft.com/office/drawing/2016/5/12/chartex" xmlns:cx7="http://schemas.microsoft.com/office/drawing/2016/5/13/chartex" xmlns:cx8="http://schemas.microsoft.com/office/drawing/2016/5/14/chartex" xmlns:mc="http://schemas.openxmlformats.org/markup-compatibility/2006" xmlns:aink="http://schemas.microsoft.com/office/drawing/2016/ink" xmlns:am3d="http://schemas.microsoft.com/office/drawing/2017/model3d" xmlns:o="urn:schemas-microsoft-com:office:office" xmlns:oel="http://schemas.microsoft.com/office/2019/extlst" xmlns:r="http://schemas.openxmlformats.org/officeDocument/2006/relationships" xmlns:m="http://schemas.openxmlformats.org/officeDocument/2006/math" xmlns:v="urn:schemas-microsoft-com:vml" xmlns:wp14="http://schemas.microsoft.com/office/word/2010/wordprocessingDrawing" xmlns:wp="http://schemas.openxmlformats.org/drawingml/2006/wordprocessingDrawing" xmlns:w10="urn:schemas-microsoft-com:office:word" xmlns:w="http://schemas.openxmlformats.org/wordprocessingml/2006/main" xmlns:w14="http://schemas.microsoft.com/office/word/2010/wordml" xmlns:w15="http://schemas.microsoft.com/office/word/2012/wordml" xmlns:w16cex="http://schemas.microsoft.com/office/word/2018/wordml/cex" xmlns:w16cid="http://schemas.microsoft.com/office/word/2016/wordml/cid" xmlns:w16="http://schemas.microsoft.com/office/word/2018/wordml" xmlns:w16du="http://schemas.microsoft.com/office/word/2023/wordml/word16du" xmlns:w16sdtdh="http://schemas.microsoft.com/office/word/2020/wordml/sdtdatahash" xmlns:w16sdtfl="http://schemas.microsoft.com/office/word/2024/wordml/sdtformatlock" xmlns:w16se="http://schemas.microsoft.com/office/word/2015/wordml/symex" xmlns:wpg="http://schemas.microsoft.com/office/word/2010/wordprocessingGroup" xmlns:wpi="http://schemas.microsoft.com/office/word/2010/wordprocessingInk" xmlns:wne="http://schemas.microsoft.com/office/word/2006/wordml" xmlns:wps="http://schemas.microsoft.com/office/word/2010/wordprocessingShape" mc:Ignorable="w14 w15 w16se w16cid w16 w16cex w16sdtdh w16sdtfl w16du wp14">
+<w:document xmlns:wpc="http://schemas.microsoft.com/office/word/2010/wordprocessingCanvas" xmlns:cx="http://schemas.microsoft.com/office/drawing/2014/chartex" xmlns:cx1="http://schemas.microsoft.com/office/drawing/2015/9/8/chartex" xmlns:cx2="http://schemas.microsoft.com/office/drawing/2015/10/21/chartex" xmlns:cx3="http://schemas.microsoft.com/office/drawing/2016/5/9/chartex" xmlns:cx4="http://schemas.microsoft.com/office/drawing/2016/5/10/chartex" xmlns:cx5="http://schemas.microsoft.com/office/drawing/2016/5/11/chartex" xmlns:cx6="http://schemas.microsoft.com/office/drawing/2016/5/12/chartex" xmlns:cx7="http://schemas.microsoft.com/office/drawing/2016/5/13/chartex" xmlns:cx8="http://schemas.microsoft.com/office/drawing/2016/5/14/chartex" xmlns:mc="http://schemas.openxmlformats.org/markup-compatibility/2006" xmlns:aink="http://schemas.microsoft.com/office/drawing/2016/ink" xmlns:am3d="http://schemas.microsoft.com/office/drawing/2017/model3d" xmlns:o="urn:schemas-microsoft-com:office:office" xmlns:r="http://schemas.openxmlformats.org/officeDocument/2006/relationships" xmlns:m="http://schemas.openxmlformats.org/officeDocument/2006/math" xmlns:v="urn:schemas-microsoft-com:vml" xmlns:wp14="http://schemas.microsoft.com/office/word/2010/wordprocessingDrawing" xmlns:wp="http://schemas.openxmlformats.org/drawingml/2006/wordprocessingDrawing" xmlns:w10="urn:schemas-microsoft-com:office:word" xmlns:w="http://schemas.openxmlformats.org/wordprocessingml/2006/main" xmlns:w14="http://schemas.microsoft.com/office/word/2010/wordml" xmlns:w15="http://schemas.microsoft.com/office/word/2012/wordml" xmlns:w16cid="http://schemas.microsoft.com/office/word/2016/wordml/cid" xmlns:w16se="http://schemas.microsoft.com/office/word/2015/wordml/symex" xmlns:wpg="http://schemas.microsoft.com/office/word/2010/wordprocessingGroup" xmlns:wpi="http://schemas.microsoft.com/office/word/2010/wordprocessingInk" xmlns:wne="http://schemas.microsoft.com/office/word/2006/wordml" xmlns:wps="http://schemas.microsoft.com/office/word/2010/wordprocessingShape" mc:Ignorable="w14 w15 w16se w16cid wp14">
   <w:body>
     <w:p>
       <w:pPr>
@@ -124,7 +124,7 @@
               </wp:anchor>
             </w:drawing>
           </mc:Choice>
-          <mc:Fallback>
+          <mc:Fallback xmlns:w16sdtfl="http://schemas.microsoft.com/office/word/2024/wordml/sdtformatlock" xmlns:w16sdtdh="http://schemas.microsoft.com/office/word/2020/wordml/sdtdatahash" xmlns:w16du="http://schemas.microsoft.com/office/word/2023/wordml/word16du" xmlns:w16="http://schemas.microsoft.com/office/word/2018/wordml" xmlns:w16cex="http://schemas.microsoft.com/office/word/2018/wordml/cex" xmlns:oel="http://schemas.microsoft.com/office/2019/extlst">
             <w:pict>
               <v:rect w14:anchorId="33B6967E" id="Rectángulo 2100667904" o:spid="_x0000_s1026" style="position:absolute;margin-left:38.2pt;margin-top:-21.4pt;width:8.65pt;height:883.7pt;z-index:251658240;visibility:visible;mso-wrap-style:square;mso-wrap-distance-left:9pt;mso-wrap-distance-top:0;mso-wrap-distance-right:9pt;mso-wrap-distance-bottom:0;mso-position-horizontal:absolute;mso-position-horizontal-relative:page;mso-position-vertical:absolute;mso-position-vertical-relative:page;v-text-anchor:middle" o:gfxdata="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" strokecolor="#31849b">
                 <v:stroke startarrowwidth="narrow" startarrowlength="short" endarrowwidth="narrow" endarrowlength="short"/>
@@ -211,7 +211,7 @@
               </wp:anchor>
             </w:drawing>
           </mc:Choice>
-          <mc:Fallback>
+          <mc:Fallback xmlns:w16sdtfl="http://schemas.microsoft.com/office/word/2024/wordml/sdtformatlock" xmlns:w16sdtdh="http://schemas.microsoft.com/office/word/2020/wordml/sdtdatahash" xmlns:w16du="http://schemas.microsoft.com/office/word/2023/wordml/word16du" xmlns:w16="http://schemas.microsoft.com/office/word/2018/wordml" xmlns:w16cex="http://schemas.microsoft.com/office/word/2018/wordml/cex" xmlns:oel="http://schemas.microsoft.com/office/2019/extlst">
             <w:pict>
               <v:rect w14:anchorId="7A762580" id="Rectángulo 2100667896" o:spid="_x0000_s1027" style="position:absolute;margin-left:548.45pt;margin-top:-21.4pt;width:8.65pt;height:883.7pt;z-index:251659264;visibility:visible;mso-wrap-style:square;mso-wrap-distance-left:9pt;mso-wrap-distance-top:0;mso-wrap-distance-right:9pt;mso-wrap-distance-bottom:0;mso-position-horizontal:absolute;mso-position-horizontal-relative:page;mso-position-vertical:absolute;mso-position-vertical-relative:page;v-text-anchor:middle" o:gfxdata="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" strokecolor="#31849b">
                 <v:stroke startarrowwidth="narrow" startarrowlength="short" endarrowwidth="narrow" endarrowlength="short"/>
@@ -240,7 +240,7 @@
         <mc:AlternateContent>
           <mc:Choice Requires="wps">
             <w:drawing>
-              <wp:anchor distT="0" distB="0" distL="114300" distR="114300" simplePos="0" relativeHeight="251660288" behindDoc="0" locked="0" layoutInCell="1" hidden="0" allowOverlap="1" wp14:anchorId="365C1E2D" wp14:editId="06FE6AA2">
+              <wp:anchor distT="0" distB="0" distL="114300" distR="114300" simplePos="0" relativeHeight="251660288" behindDoc="0" locked="0" layoutInCell="1" hidden="0" allowOverlap="1" wp14:anchorId="365C1E2D" wp14:editId="4AB7ADC0">
                 <wp:simplePos x="0" y="0"/>
                 <wp:positionH relativeFrom="page">
                   <wp:posOffset>-196213</wp:posOffset>
@@ -249,7 +249,7 @@
                   <wp:posOffset>-7618</wp:posOffset>
                 </wp:positionV>
                 <wp:extent cx="7947660" cy="884555"/>
-                <wp:effectExtent l="0" t="0" r="0" b="0"/>
+                <wp:effectExtent l="0" t="0" r="15240" b="10795"/>
                 <wp:wrapNone/>
                 <wp:docPr id="2100667906" name="Rectángulo 2100667906"/>
                 <wp:cNvGraphicFramePr/>
@@ -270,7 +270,7 @@
                         </a:solidFill>
                         <a:ln w="12700" cap="flat" cmpd="sng">
                           <a:solidFill>
-                            <a:schemeClr val="accent5"/>
+                            <a:srgbClr val="00B0F0"/>
                           </a:solidFill>
                           <a:prstDash val="solid"/>
                           <a:miter lim="800000"/>
@@ -300,7 +300,7 @@
           </mc:Choice>
           <mc:Fallback>
             <w:pict>
-              <v:rect w14:anchorId="365C1E2D" id="Rectángulo 2100667906" o:spid="_x0000_s1028" style="position:absolute;margin-left:-15.45pt;margin-top:-.6pt;width:625.8pt;height:69.65pt;z-index:251660288;visibility:visible;mso-wrap-style:square;mso-wrap-distance-left:9pt;mso-wrap-distance-top:0;mso-wrap-distance-right:9pt;mso-wrap-distance-bottom:0;mso-position-horizontal:absolute;mso-position-horizontal-relative:page;mso-position-vertical:absolute;mso-position-vertical-relative:page;v-text-anchor:middle" o:gfxdata="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" fillcolor="#45acf1" strokecolor="#a02b93 [3208]" strokeweight="1pt">
+              <v:rect w14:anchorId="365C1E2D" id="Rectángulo 2100667906" o:spid="_x0000_s1028" style="position:absolute;margin-left:-15.45pt;margin-top:-.6pt;width:625.8pt;height:69.65pt;z-index:251660288;visibility:visible;mso-wrap-style:square;mso-wrap-distance-left:9pt;mso-wrap-distance-top:0;mso-wrap-distance-right:9pt;mso-wrap-distance-bottom:0;mso-position-horizontal:absolute;mso-position-horizontal-relative:page;mso-position-vertical:absolute;mso-position-vertical-relative:page;v-text-anchor:middle" o:gfxdata="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" fillcolor="#45acf1" strokecolor="#00b0f0" strokeweight="1pt">
                 <v:stroke startarrowwidth="narrow" startarrowlength="short" endarrowwidth="narrow" endarrowlength="short"/>
                 <v:textbox inset="2.53958mm,2.53958mm,2.53958mm,2.53958mm">
                   <w:txbxContent>
@@ -507,8 +507,18 @@
           <w:sz w:val="24"/>
           <w:szCs w:val="24"/>
         </w:rPr>
-        <w:t>ALVAREZ, Abril</w:t>
-      </w:r>
+        <w:t xml:space="preserve">ALVAREZ, </w:t>
+      </w:r>
+      <w:proofErr w:type="gramStart"/>
+      <w:r>
+        <w:rPr>
+          <w:color w:val="000000"/>
+          <w:sz w:val="24"/>
+          <w:szCs w:val="24"/>
+        </w:rPr>
+        <w:t>Abril</w:t>
+      </w:r>
+      <w:proofErr w:type="gramEnd"/>
     </w:p>
     <w:p>
       <w:pPr>
@@ -675,7 +685,7 @@
               </wp:anchor>
             </w:drawing>
           </mc:Choice>
-          <mc:Fallback>
+          <mc:Fallback xmlns:w16sdtfl="http://schemas.microsoft.com/office/word/2024/wordml/sdtformatlock" xmlns:w16sdtdh="http://schemas.microsoft.com/office/word/2020/wordml/sdtdatahash" xmlns:w16du="http://schemas.microsoft.com/office/word/2023/wordml/word16du" xmlns:w16="http://schemas.microsoft.com/office/word/2018/wordml" xmlns:w16cex="http://schemas.microsoft.com/office/word/2018/wordml/cex" xmlns:oel="http://schemas.microsoft.com/office/2019/extlst">
             <w:pict>
               <v:rect w14:anchorId="694D8ADC" id="Rectángulo 2100667905" o:spid="_x0000_s1029" style="position:absolute;left:0;text-align:left;margin-left:-16pt;margin-top:789.2pt;width:625.8pt;height:52.3pt;z-index:251661312;visibility:visible;mso-wrap-style:square;mso-wrap-distance-left:9pt;mso-wrap-distance-top:0;mso-wrap-distance-right:9pt;mso-wrap-distance-bottom:0;mso-position-horizontal:absolute;mso-position-horizontal-relative:page;mso-position-vertical:absolute;mso-position-vertical-relative:page;v-text-anchor:middle" o:gfxdata="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" fillcolor="#45acf1" strokecolor="#45acf1" strokeweight="1pt">
                 <v:stroke startarrowwidth="narrow" startarrowlength="short" endarrowwidth="narrow" endarrowlength="short"/>
@@ -883,7 +893,7 @@
               </wp:anchor>
             </w:drawing>
           </mc:Choice>
-          <mc:Fallback>
+          <mc:Fallback xmlns:w16sdtfl="http://schemas.microsoft.com/office/word/2024/wordml/sdtformatlock" xmlns:w16sdtdh="http://schemas.microsoft.com/office/word/2020/wordml/sdtdatahash" xmlns:w16du="http://schemas.microsoft.com/office/word/2023/wordml/word16du" xmlns:w16="http://schemas.microsoft.com/office/word/2018/wordml" xmlns:w16cex="http://schemas.microsoft.com/office/word/2018/wordml/cex" xmlns:oel="http://schemas.microsoft.com/office/2019/extlst">
             <w:pict>
               <v:rect w14:anchorId="36C60A6A" id="Rectángulo 2100667898" o:spid="_x0000_s1030" style="position:absolute;left:0;text-align:left;margin-left:145.65pt;margin-top:-13.15pt;width:196.85pt;height:713.3pt;z-index:251664384;visibility:visible;mso-wrap-style:square;mso-wrap-distance-left:9pt;mso-wrap-distance-top:0;mso-wrap-distance-right:9pt;mso-wrap-distance-bottom:0;mso-position-horizontal:right;mso-position-horizontal-relative:page;mso-position-vertical:absolute;mso-position-vertical-relative:margin;v-text-anchor:middle" o:gfxdata="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" fillcolor="#45acf1" strokecolor="#45acf1">
                 <v:stroke startarrowwidth="narrow" startarrowlength="short" endarrowwidth="narrow" endarrowlength="short"/>
@@ -956,6 +966,49 @@
                           <w:p>
                             <w:pPr>
                               <w:spacing w:line="275" w:lineRule="auto"/>
+                              <w:ind w:left="0" w:hanging="6"/>
+                              <w:jc w:val="both"/>
+                              <w:textDirection w:val="btLr"/>
+                            </w:pPr>
+                            <w:r>
+                              <w:rPr>
+                                <w:rFonts w:eastAsia="Arial"/>
+                                <w:color w:val="000000"/>
+                              </w:rPr>
+                              <w:t>El presente documento</w:t>
+                            </w:r>
+                            <w:r>
+                              <w:rPr>
+                                <w:rFonts w:eastAsia="Arial"/>
+                                <w:color w:val="000000"/>
+                              </w:rPr>
+                              <w:t xml:space="preserve"> contiene información</w:t>
+                            </w:r>
+                            <w:r>
+                              <w:rPr>
+                                <w:rFonts w:eastAsia="Arial"/>
+                                <w:color w:val="000000"/>
+                              </w:rPr>
+                              <w:t xml:space="preserve"> </w:t>
+                            </w:r>
+                            <w:r>
+                              <w:rPr>
+                                <w:rFonts w:eastAsia="Arial"/>
+                                <w:color w:val="000000"/>
+                              </w:rPr>
+                              <w:t>sobre todas las herramientas y tecnologías que se utilizaran durante el proceso de desarrollo del proyecto</w:t>
+                            </w:r>
+                            <w:r>
+                              <w:rPr>
+                                <w:rFonts w:eastAsia="Arial"/>
+                                <w:color w:val="000000"/>
+                              </w:rPr>
+                              <w:t>.</w:t>
+                            </w:r>
+                          </w:p>
+                          <w:p>
+                            <w:pPr>
+                              <w:spacing w:line="275" w:lineRule="auto"/>
                               <w:textDirection w:val="btLr"/>
                             </w:pPr>
                           </w:p>
@@ -972,10 +1025,53 @@
           </mc:Choice>
           <mc:Fallback>
             <w:pict>
-              <v:rect w14:anchorId="6449D9E6" id="Rectángulo 2100667900" o:spid="_x0000_s1031" style="position:absolute;left:0;text-align:left;margin-left:280.95pt;margin-top:4.55pt;width:162.75pt;height:577.1pt;z-index:251665408;visibility:visible;mso-wrap-style:square;mso-wrap-distance-left:9pt;mso-wrap-distance-top:0;mso-wrap-distance-right:9pt;mso-wrap-distance-bottom:0;mso-position-horizontal:absolute;mso-position-horizontal-relative:margin;mso-position-vertical:absolute;mso-position-vertical-relative:margin;v-text-anchor:top" o:gfxdata="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" strokecolor="#31849b">
+              <v:rect w14:anchorId="6449D9E6" id="Rectángulo 2100667900" o:spid="_x0000_s1031" style="position:absolute;left:0;text-align:left;margin-left:280.95pt;margin-top:4.55pt;width:162.75pt;height:577.1pt;z-index:251665408;visibility:visible;mso-wrap-style:square;mso-wrap-distance-left:9pt;mso-wrap-distance-top:0;mso-wrap-distance-right:9pt;mso-wrap-distance-bottom:0;mso-position-horizontal:absolute;mso-position-horizontal-relative:margin;mso-position-vertical:absolute;mso-position-vertical-relative:margin;v-text-anchor:top" o:gfxdata="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" strokecolor="#31849b">
                 <v:stroke startarrowwidth="narrow" startarrowlength="short" endarrowwidth="narrow" endarrowlength="short"/>
                 <v:textbox inset="2.53958mm,1.2694mm,2.53958mm,1.2694mm">
                   <w:txbxContent>
+                    <w:p>
+                      <w:pPr>
+                        <w:spacing w:line="275" w:lineRule="auto"/>
+                        <w:ind w:left="0" w:hanging="6"/>
+                        <w:jc w:val="both"/>
+                        <w:textDirection w:val="btLr"/>
+                      </w:pPr>
+                      <w:r>
+                        <w:rPr>
+                          <w:rFonts w:eastAsia="Arial"/>
+                          <w:color w:val="000000"/>
+                        </w:rPr>
+                        <w:t>El presente documento</w:t>
+                      </w:r>
+                      <w:r>
+                        <w:rPr>
+                          <w:rFonts w:eastAsia="Arial"/>
+                          <w:color w:val="000000"/>
+                        </w:rPr>
+                        <w:t xml:space="preserve"> contiene información</w:t>
+                      </w:r>
+                      <w:r>
+                        <w:rPr>
+                          <w:rFonts w:eastAsia="Arial"/>
+                          <w:color w:val="000000"/>
+                        </w:rPr>
+                        <w:t xml:space="preserve"> </w:t>
+                      </w:r>
+                      <w:r>
+                        <w:rPr>
+                          <w:rFonts w:eastAsia="Arial"/>
+                          <w:color w:val="000000"/>
+                        </w:rPr>
+                        <w:t>sobre todas las herramientas y tecnologías que se utilizaran durante el proceso de desarrollo del proyecto</w:t>
+                      </w:r>
+                      <w:r>
+                        <w:rPr>
+                          <w:rFonts w:eastAsia="Arial"/>
+                          <w:color w:val="000000"/>
+                        </w:rPr>
+                        <w:t>.</w:t>
+                      </w:r>
+                    </w:p>
                     <w:p>
                       <w:pPr>
                         <w:spacing w:line="275" w:lineRule="auto"/>
@@ -1059,10 +1155,16 @@
       <w:r>
         <w:br w:type="page"/>
       </w:r>
+      <w:bookmarkStart w:id="0" w:name="_GoBack"/>
+      <w:bookmarkEnd w:id="0"/>
     </w:p>
     <w:sdt>
       <w:sdtPr>
         <w:rPr>
+          <w:rFonts w:ascii="Calibri" w:eastAsia="Calibri" w:hAnsi="Calibri" w:cs="Calibri"/>
+          <w:color w:val="auto"/>
+          <w:sz w:val="22"/>
+          <w:szCs w:val="22"/>
           <w:lang w:val="es-ES"/>
         </w:rPr>
         <w:id w:val="-531799213"/>
@@ -1073,12 +1175,8 @@
       </w:sdtPr>
       <w:sdtEndPr>
         <w:rPr>
-          <w:rFonts w:ascii="Calibri" w:eastAsia="Calibri" w:hAnsi="Calibri" w:cs="Calibri"/>
           <w:b/>
           <w:bCs/>
-          <w:color w:val="auto"/>
-          <w:sz w:val="22"/>
-          <w:szCs w:val="22"/>
         </w:rPr>
       </w:sdtEndPr>
       <w:sdtContent>
@@ -2291,21 +2389,20 @@
     </w:p>
     <w:p>
       <w:pPr>
-        <w:ind w:left="0"/>
-      </w:pPr>
-    </w:p>
-    <w:p>
-      <w:pPr>
         <w:pStyle w:val="Ttulo"/>
         <w:keepNext/>
         <w:keepLines/>
         <w:spacing w:before="240" w:line="259" w:lineRule="auto"/>
         <w:ind w:left="0"/>
       </w:pPr>
-      <w:bookmarkStart w:id="0" w:name="_heading=h.nwfsrsgqgluj" w:colFirst="0" w:colLast="0"/>
-      <w:bookmarkEnd w:id="0"/>
-      <w:r>
-        <w:t>Herramientas y Tecnologías</w:t>
+      <w:bookmarkStart w:id="1" w:name="_heading=h.nwfsrsgqgluj" w:colFirst="0" w:colLast="0"/>
+      <w:bookmarkEnd w:id="1"/>
+      <w:r>
+        <w:lastRenderedPageBreak/>
+        <w:t xml:space="preserve">Herramientas y </w:t>
+      </w:r>
+      <w:r>
+        <w:t>Tecnologías</w:t>
       </w:r>
     </w:p>
     <w:p>
@@ -2317,13 +2414,13 @@
         <w:spacing w:before="120"/>
         <w:ind w:left="0"/>
       </w:pPr>
-      <w:bookmarkStart w:id="1" w:name="_heading=h.5fmcjbm586dr" w:colFirst="0" w:colLast="0"/>
-      <w:bookmarkStart w:id="2" w:name="_Toc208906364"/>
-      <w:bookmarkEnd w:id="1"/>
+      <w:bookmarkStart w:id="2" w:name="_heading=h.5fmcjbm586dr" w:colFirst="0" w:colLast="0"/>
+      <w:bookmarkStart w:id="3" w:name="_Toc208906364"/>
+      <w:bookmarkEnd w:id="2"/>
       <w:r>
         <w:t>Introducción</w:t>
       </w:r>
-      <w:bookmarkEnd w:id="2"/>
+      <w:bookmarkEnd w:id="3"/>
     </w:p>
     <w:p>
       <w:pPr>
@@ -2348,7 +2445,10 @@
         <w:jc w:val="both"/>
       </w:pPr>
       <w:r>
-        <w:t>El objetivo del proyecto es gestionar requerimientos y casos de uso, mantener un historial de cambios y generar matrices de trazabilidad, lo cual demanda un conjunto de tecnologías que brinden seguridad, escalabilidad, mantenibilidad y facilidad de uso.</w:t>
+        <w:t>El objetivo del proyecto es gestionar requerimientos y casos de uso, mantener un historial de cambios y generar</w:t>
+      </w:r>
+      <w:r>
+        <w:t xml:space="preserve"> matrices de trazabilidad, lo cual demanda un conjunto de tecnologías que brinden seguridad, escalabilidad, mantenibilidad y facilidad de uso.</w:t>
       </w:r>
     </w:p>
     <w:p>
@@ -2361,13 +2461,16 @@
         <w:jc w:val="both"/>
       </w:pPr>
       <w:r>
-        <w:t xml:space="preserve">La materia propone como base el framework </w:t>
+        <w:t xml:space="preserve">La materia propone como base el </w:t>
       </w:r>
       <w:proofErr w:type="spellStart"/>
       <w:r>
-        <w:t>UARGFlow</w:t>
+        <w:t>framework</w:t>
       </w:r>
       <w:proofErr w:type="spellEnd"/>
+      <w:r>
+        <w:t xml:space="preserve"> UARGFlow</w:t>
+      </w:r>
       <w:r>
         <w:t xml:space="preserve"> (PHP + MySQL), pero el proyecto innova al migrar hacia un </w:t>
       </w:r>
@@ -2393,7 +2496,15 @@
         <w:jc w:val="both"/>
       </w:pPr>
       <w:r>
-        <w:t xml:space="preserve">Django (Python) como framework </w:t>
+        <w:t xml:space="preserve">Django (Python) como </w:t>
+      </w:r>
+      <w:proofErr w:type="spellStart"/>
+      <w:r>
+        <w:t>framework</w:t>
+      </w:r>
+      <w:proofErr w:type="spellEnd"/>
+      <w:r>
+        <w:t xml:space="preserve"> </w:t>
       </w:r>
       <w:proofErr w:type="spellStart"/>
       <w:r>
@@ -2454,7 +2565,10 @@
         <w:jc w:val="both"/>
       </w:pPr>
       <w:r>
-        <w:t>Esto permite alinearse con estándares industriales actuales, haciendo el sistema más adaptable a escenarios reales.</w:t>
+        <w:t>Esto permite a</w:t>
+      </w:r>
+      <w:r>
+        <w:t>linearse con estándares industriales actuales, haciendo el sistema más adaptable a escenarios reales.</w:t>
       </w:r>
     </w:p>
     <w:p>
@@ -2473,13 +2587,13 @@
         <w:spacing w:before="0" w:line="360" w:lineRule="auto"/>
         <w:ind w:left="0"/>
       </w:pPr>
-      <w:bookmarkStart w:id="3" w:name="_heading=h.g1wj4o7hjr8u" w:colFirst="0" w:colLast="0"/>
-      <w:bookmarkStart w:id="4" w:name="_Toc208906365"/>
-      <w:bookmarkEnd w:id="3"/>
+      <w:bookmarkStart w:id="4" w:name="_heading=h.g1wj4o7hjr8u" w:colFirst="0" w:colLast="0"/>
+      <w:bookmarkStart w:id="5" w:name="_Toc208906365"/>
+      <w:bookmarkEnd w:id="4"/>
       <w:r>
         <w:t>Lenguajes de Programación</w:t>
       </w:r>
-      <w:bookmarkEnd w:id="4"/>
+      <w:bookmarkEnd w:id="5"/>
     </w:p>
     <w:p>
       <w:pPr>
@@ -2487,9 +2601,9 @@
         <w:spacing w:before="0" w:line="360" w:lineRule="auto"/>
         <w:ind w:left="0"/>
       </w:pPr>
-      <w:bookmarkStart w:id="5" w:name="_heading=h.arogduqyj8h7" w:colFirst="0" w:colLast="0"/>
-      <w:bookmarkStart w:id="6" w:name="_Toc208906366"/>
-      <w:bookmarkEnd w:id="5"/>
+      <w:bookmarkStart w:id="6" w:name="_heading=h.arogduqyj8h7" w:colFirst="0" w:colLast="0"/>
+      <w:bookmarkStart w:id="7" w:name="_Toc208906366"/>
+      <w:bookmarkEnd w:id="6"/>
       <w:proofErr w:type="spellStart"/>
       <w:r>
         <w:t>Frontend</w:t>
@@ -2498,20 +2612,20 @@
       <w:r>
         <w:t xml:space="preserve"> (Interfaz de usuario)</w:t>
       </w:r>
-      <w:bookmarkEnd w:id="6"/>
+      <w:bookmarkEnd w:id="7"/>
     </w:p>
     <w:p>
       <w:pPr>
         <w:pStyle w:val="Ttulo2"/>
         <w:ind w:left="0"/>
       </w:pPr>
-      <w:bookmarkStart w:id="7" w:name="_heading=h.b2teq2vsmpzh" w:colFirst="0" w:colLast="0"/>
-      <w:bookmarkStart w:id="8" w:name="_Toc208906367"/>
-      <w:bookmarkEnd w:id="7"/>
+      <w:bookmarkStart w:id="8" w:name="_heading=h.b2teq2vsmpzh" w:colFirst="0" w:colLast="0"/>
+      <w:bookmarkStart w:id="9" w:name="_Toc208906367"/>
+      <w:bookmarkEnd w:id="8"/>
       <w:r>
         <w:t>HTML5</w:t>
       </w:r>
-      <w:bookmarkEnd w:id="8"/>
+      <w:bookmarkEnd w:id="9"/>
     </w:p>
     <w:p>
       <w:pPr>
@@ -2522,7 +2636,10 @@
         <w:jc w:val="both"/>
       </w:pPr>
       <w:r>
-        <w:t xml:space="preserve">Es el lenguaje de marcado estándar de la web. Permite estructurar la información en páginas, formularios y </w:t>
+        <w:t>Es el lenguaje de marcado estándar de la web. Permite estructurar la información en página</w:t>
+      </w:r>
+      <w:r>
+        <w:t xml:space="preserve">s, formularios y </w:t>
       </w:r>
       <w:proofErr w:type="spellStart"/>
       <w:r>
@@ -2554,13 +2671,13 @@
         <w:ind w:left="0"/>
         <w:jc w:val="both"/>
       </w:pPr>
-      <w:bookmarkStart w:id="9" w:name="_heading=h.jysjywa0tn6y" w:colFirst="0" w:colLast="0"/>
-      <w:bookmarkStart w:id="10" w:name="_Toc208906368"/>
-      <w:bookmarkEnd w:id="9"/>
+      <w:bookmarkStart w:id="10" w:name="_heading=h.jysjywa0tn6y" w:colFirst="0" w:colLast="0"/>
+      <w:bookmarkStart w:id="11" w:name="_Toc208906368"/>
+      <w:bookmarkEnd w:id="10"/>
       <w:r>
         <w:t>CSS3</w:t>
       </w:r>
-      <w:bookmarkEnd w:id="10"/>
+      <w:bookmarkEnd w:id="11"/>
     </w:p>
     <w:p>
       <w:pPr>
@@ -2571,7 +2688,10 @@
         <w:jc w:val="both"/>
       </w:pPr>
       <w:r>
-        <w:t xml:space="preserve">Se usa para dar estilo y diseño responsivo a la aplicación. Aporta una experiencia de usuario coherente y atractiva, con componentes como formularios, tablas de usuarios y </w:t>
+        <w:t xml:space="preserve">Se usa para dar estilo </w:t>
+      </w:r>
+      <w:r>
+        <w:t xml:space="preserve">y diseño responsivo a la aplicación. Aporta una experiencia de usuario coherente y atractiva, con componentes como formularios, tablas de usuarios y </w:t>
       </w:r>
       <w:proofErr w:type="spellStart"/>
       <w:r>
@@ -2591,7 +2711,10 @@
         <w:jc w:val="both"/>
       </w:pPr>
       <w:r>
-        <w:t>Ventaja: desacopla diseño de la lógica, permitiendo iterar en la interfaz sin tocar la funcionalidad.</w:t>
+        <w:t>Ventaja: desacopla diseño de la lógica, permitiendo iterar en la interfaz sin tocar la funciona</w:t>
+      </w:r>
+      <w:r>
+        <w:t>lidad.</w:t>
       </w:r>
     </w:p>
     <w:p>
@@ -2603,13 +2726,13 @@
         <w:ind w:left="0"/>
         <w:jc w:val="both"/>
       </w:pPr>
-      <w:bookmarkStart w:id="11" w:name="_heading=h.yjasvlqcboxf" w:colFirst="0" w:colLast="0"/>
-      <w:bookmarkStart w:id="12" w:name="_Toc208906369"/>
-      <w:bookmarkEnd w:id="11"/>
+      <w:bookmarkStart w:id="12" w:name="_heading=h.yjasvlqcboxf" w:colFirst="0" w:colLast="0"/>
+      <w:bookmarkStart w:id="13" w:name="_Toc208906369"/>
+      <w:bookmarkEnd w:id="12"/>
       <w:r>
         <w:t>JavaScript (ES6+)</w:t>
       </w:r>
-      <w:bookmarkEnd w:id="12"/>
+      <w:bookmarkEnd w:id="13"/>
     </w:p>
     <w:p>
       <w:pPr>
@@ -2640,8 +2763,10 @@
         <w:jc w:val="both"/>
       </w:pPr>
       <w:r>
-        <w:lastRenderedPageBreak/>
-        <w:t>Ventaja: otorga fluidez y mejora la experiencia de uso en comparación a páginas estáticas.</w:t>
+        <w:t>Ventaja: otorga fluidez y mejora la experiencia de uso en c</w:t>
+      </w:r>
+      <w:r>
+        <w:t>omparación a páginas estáticas.</w:t>
       </w:r>
     </w:p>
     <w:p>
@@ -2652,18 +2777,19 @@
         </w:tabs>
         <w:ind w:left="0"/>
       </w:pPr>
-      <w:bookmarkStart w:id="13" w:name="_heading=h.1s9ckh5yw0j4" w:colFirst="0" w:colLast="0"/>
-      <w:bookmarkStart w:id="14" w:name="_Toc208906370"/>
-      <w:bookmarkEnd w:id="13"/>
+      <w:bookmarkStart w:id="14" w:name="_heading=h.1s9ckh5yw0j4" w:colFirst="0" w:colLast="0"/>
+      <w:bookmarkStart w:id="15" w:name="_Toc208906370"/>
+      <w:bookmarkEnd w:id="14"/>
       <w:proofErr w:type="spellStart"/>
       <w:r>
+        <w:lastRenderedPageBreak/>
         <w:t>Backend</w:t>
       </w:r>
       <w:proofErr w:type="spellEnd"/>
       <w:r>
         <w:t xml:space="preserve"> (Lógica del servidor)</w:t>
       </w:r>
-      <w:bookmarkEnd w:id="14"/>
+      <w:bookmarkEnd w:id="15"/>
     </w:p>
     <w:p>
       <w:pPr>
@@ -2674,13 +2800,13 @@
         <w:ind w:left="0"/>
         <w:jc w:val="both"/>
       </w:pPr>
-      <w:bookmarkStart w:id="15" w:name="_heading=h.yg8axbwjx4hq" w:colFirst="0" w:colLast="0"/>
-      <w:bookmarkStart w:id="16" w:name="_Toc208906371"/>
-      <w:bookmarkEnd w:id="15"/>
+      <w:bookmarkStart w:id="16" w:name="_heading=h.yg8axbwjx4hq" w:colFirst="0" w:colLast="0"/>
+      <w:bookmarkStart w:id="17" w:name="_Toc208906371"/>
+      <w:bookmarkEnd w:id="16"/>
       <w:r>
         <w:t>Python 3.13</w:t>
       </w:r>
-      <w:bookmarkEnd w:id="16"/>
+      <w:bookmarkEnd w:id="17"/>
     </w:p>
     <w:p>
       <w:pPr>
@@ -2703,7 +2829,10 @@
         <w:jc w:val="both"/>
       </w:pPr>
       <w:r>
-        <w:t>En GRCU Manager se utiliza para implementar reglas de negocio: creación de proyectos, asignación de usuarios y trazabilidad de requerimientos.</w:t>
+        <w:t xml:space="preserve">En GRCU Manager se utiliza para </w:t>
+      </w:r>
+      <w:r>
+        <w:t>implementar reglas de negocio: creación de proyectos, asignación de usuarios y trazabilidad de requerimientos.</w:t>
       </w:r>
     </w:p>
     <w:p>
@@ -2717,15 +2846,6 @@
       <w:r>
         <w:t>Ventaja: código más legible y menor curva de aprendizaje frente a lenguajes como Java o PHP.</w:t>
       </w:r>
-    </w:p>
-    <w:p>
-      <w:pPr>
-        <w:tabs>
-          <w:tab w:val="left" w:pos="5954"/>
-        </w:tabs>
-        <w:ind w:left="0"/>
-        <w:jc w:val="both"/>
-      </w:pPr>
     </w:p>
     <w:p>
       <w:pPr>
@@ -2736,13 +2856,13 @@
         <w:ind w:left="0"/>
         <w:jc w:val="both"/>
       </w:pPr>
-      <w:bookmarkStart w:id="17" w:name="_heading=h.nnkkue793yrk" w:colFirst="0" w:colLast="0"/>
-      <w:bookmarkStart w:id="18" w:name="_Toc208906372"/>
-      <w:bookmarkEnd w:id="17"/>
+      <w:bookmarkStart w:id="18" w:name="_heading=h.nnkkue793yrk" w:colFirst="0" w:colLast="0"/>
+      <w:bookmarkStart w:id="19" w:name="_Toc208906372"/>
+      <w:bookmarkEnd w:id="18"/>
       <w:r>
         <w:t>Django Framework</w:t>
       </w:r>
-      <w:bookmarkEnd w:id="18"/>
+      <w:bookmarkEnd w:id="19"/>
     </w:p>
     <w:p>
       <w:pPr>
@@ -2753,7 +2873,10 @@
         <w:jc w:val="both"/>
       </w:pPr>
       <w:r>
-        <w:t xml:space="preserve">Framework de alto nivel que organiza la aplicación en Modelos, Vistas y </w:t>
+        <w:t>Framework de alto nivel que organi</w:t>
+      </w:r>
+      <w:r>
+        <w:t xml:space="preserve">za la aplicación en Modelos, Vistas y </w:t>
       </w:r>
       <w:proofErr w:type="spellStart"/>
       <w:r>
@@ -2816,7 +2939,10 @@
         <w:jc w:val="both"/>
       </w:pPr>
       <w:r>
-        <w:t xml:space="preserve">Garantiza seguridad en sesiones (prevención de CSRF, XSS, SQL </w:t>
+        <w:t>Garantiza seguridad en sesio</w:t>
+      </w:r>
+      <w:r>
+        <w:t xml:space="preserve">nes (prevención de CSRF, XSS, SQL </w:t>
       </w:r>
       <w:proofErr w:type="spellStart"/>
       <w:r>
@@ -2877,13 +3003,13 @@
         <w:ind w:left="0"/>
         <w:jc w:val="both"/>
       </w:pPr>
-      <w:bookmarkStart w:id="19" w:name="_heading=h.49gj3tig6930" w:colFirst="0" w:colLast="0"/>
-      <w:bookmarkStart w:id="20" w:name="_Toc208906373"/>
-      <w:bookmarkEnd w:id="19"/>
+      <w:bookmarkStart w:id="20" w:name="_heading=h.49gj3tig6930" w:colFirst="0" w:colLast="0"/>
+      <w:bookmarkStart w:id="21" w:name="_Toc208906373"/>
+      <w:bookmarkEnd w:id="20"/>
       <w:r>
         <w:t>Base de Datos</w:t>
       </w:r>
-      <w:bookmarkEnd w:id="20"/>
+      <w:bookmarkEnd w:id="21"/>
     </w:p>
     <w:p>
       <w:pPr>
@@ -2894,13 +3020,13 @@
         <w:ind w:left="0"/>
         <w:jc w:val="both"/>
       </w:pPr>
-      <w:bookmarkStart w:id="21" w:name="_heading=h.7z2dozjy500f" w:colFirst="0" w:colLast="0"/>
-      <w:bookmarkStart w:id="22" w:name="_Toc208906374"/>
-      <w:bookmarkEnd w:id="21"/>
+      <w:bookmarkStart w:id="22" w:name="_heading=h.7z2dozjy500f" w:colFirst="0" w:colLast="0"/>
+      <w:bookmarkStart w:id="23" w:name="_Toc208906374"/>
+      <w:bookmarkEnd w:id="22"/>
       <w:r>
         <w:t>PostgreSQL</w:t>
       </w:r>
-      <w:bookmarkEnd w:id="22"/>
+      <w:bookmarkEnd w:id="23"/>
     </w:p>
     <w:p>
       <w:pPr>
@@ -2911,7 +3037,10 @@
         <w:jc w:val="both"/>
       </w:pPr>
       <w:r>
-        <w:t>Base de datos relacional de código abierto. Destaca por su soporte de transacciones ACID, consultas complejas y JSONB para datos semiestructurados.</w:t>
+        <w:t>Base de datos relacional de có</w:t>
+      </w:r>
+      <w:r>
+        <w:t>digo abierto. Destaca por su soporte de transacciones ACID, consultas complejas y JSONB para datos semiestructurados.</w:t>
       </w:r>
     </w:p>
     <w:p>
@@ -2954,7 +3083,10 @@
         <w:jc w:val="both"/>
       </w:pPr>
       <w:r>
-        <w:t>Se gestionan relaciones entre proyectos, alumnos y roles.</w:t>
+        <w:t xml:space="preserve">Se gestionan relaciones entre proyectos, </w:t>
+      </w:r>
+      <w:r>
+        <w:t>alumnos y roles.</w:t>
       </w:r>
     </w:p>
     <w:p>
@@ -2994,9 +3126,9 @@
         <w:ind w:left="0"/>
         <w:jc w:val="both"/>
       </w:pPr>
-      <w:bookmarkStart w:id="23" w:name="_heading=h.jrfurdaoi4hv" w:colFirst="0" w:colLast="0"/>
-      <w:bookmarkStart w:id="24" w:name="_Toc208906375"/>
-      <w:bookmarkEnd w:id="23"/>
+      <w:bookmarkStart w:id="24" w:name="_heading=h.jrfurdaoi4hv" w:colFirst="0" w:colLast="0"/>
+      <w:bookmarkStart w:id="25" w:name="_Toc208906375"/>
+      <w:bookmarkEnd w:id="24"/>
       <w:proofErr w:type="spellStart"/>
       <w:r>
         <w:lastRenderedPageBreak/>
@@ -3006,7 +3138,7 @@
       <w:r>
         <w:t xml:space="preserve"> y Librerías</w:t>
       </w:r>
-      <w:bookmarkEnd w:id="24"/>
+      <w:bookmarkEnd w:id="25"/>
     </w:p>
     <w:p>
       <w:pPr>
@@ -3028,7 +3160,10 @@
       </w:r>
       <w:proofErr w:type="spellEnd"/>
       <w:r>
-        <w:t>, encargado de manejar autenticación, sesiones, ORM y APIs REST.</w:t>
+        <w:t>, encargad</w:t>
+      </w:r>
+      <w:r>
+        <w:t>o de manejar autenticación, sesiones, ORM y APIs REST.</w:t>
       </w:r>
     </w:p>
     <w:p>
@@ -3092,7 +3227,10 @@
       </w:r>
       <w:proofErr w:type="spellEnd"/>
       <w:r>
-        <w:t xml:space="preserve"> JS: útiles para manipular elementos DOM y añadir pequeñas interacciones, como agregar alumnos a un proyecto de forma dinámica.</w:t>
+        <w:t xml:space="preserve"> </w:t>
+      </w:r>
+      <w:r>
+        <w:t>JS: útiles para manipular elementos DOM y añadir pequeñas interacciones, como agregar alumnos a un proyecto de forma dinámica.</w:t>
       </w:r>
     </w:p>
     <w:p>
@@ -3132,13 +3270,13 @@
         <w:pStyle w:val="Ttulo1"/>
         <w:jc w:val="both"/>
       </w:pPr>
-      <w:bookmarkStart w:id="25" w:name="_heading=h.8u2ku6vp2euq" w:colFirst="0" w:colLast="0"/>
-      <w:bookmarkStart w:id="26" w:name="_Toc208906376"/>
-      <w:bookmarkEnd w:id="25"/>
+      <w:bookmarkStart w:id="26" w:name="_heading=h.8u2ku6vp2euq" w:colFirst="0" w:colLast="0"/>
+      <w:bookmarkStart w:id="27" w:name="_Toc208906376"/>
+      <w:bookmarkEnd w:id="26"/>
       <w:r>
         <w:t>Herramientas de Software</w:t>
       </w:r>
-      <w:bookmarkEnd w:id="26"/>
+      <w:bookmarkEnd w:id="27"/>
     </w:p>
     <w:p>
       <w:pPr>
@@ -3155,7 +3293,21 @@
         <w:rPr>
           <w:b/>
         </w:rPr>
-        <w:t>Visual Studio Code (</w:t>
+        <w:t xml:space="preserve">Visual Studio </w:t>
+      </w:r>
+      <w:proofErr w:type="spellStart"/>
+      <w:r>
+        <w:rPr>
+          <w:b/>
+        </w:rPr>
+        <w:t>Code</w:t>
+      </w:r>
+      <w:proofErr w:type="spellEnd"/>
+      <w:r>
+        <w:rPr>
+          <w:b/>
+        </w:rPr>
+        <w:t xml:space="preserve"> (</w:t>
       </w:r>
       <w:proofErr w:type="spellStart"/>
       <w:r>
@@ -3221,7 +3373,10 @@
         <w:jc w:val="both"/>
       </w:pPr>
       <w:r>
-        <w:t xml:space="preserve">Herramienta oficial de PostgreSQL, usada para la administración directa de la base de datos. Permite crear tablas, ejecutar </w:t>
+        <w:t>Herramienta oficial de PostgreSQL, usada para la administración directa de la</w:t>
+      </w:r>
+      <w:r>
+        <w:t xml:space="preserve"> base de datos. Permite crear tablas, ejecutar </w:t>
       </w:r>
       <w:proofErr w:type="spellStart"/>
       <w:r>
@@ -3291,7 +3446,10 @@
         <w:jc w:val="both"/>
       </w:pPr>
       <w:r>
-        <w:t>Usados para diagramas UML y modelos conceptuales. En este proyecto se aplican para casos de uso, clases y matrices de trazabilidad.</w:t>
+        <w:t xml:space="preserve">Usados para </w:t>
+      </w:r>
+      <w:r>
+        <w:t>diagramas UML y modelos conceptuales. En este proyecto se aplican para casos de uso, clases y matrices de trazabilidad.</w:t>
       </w:r>
     </w:p>
     <w:p>
@@ -3318,7 +3476,10 @@
         <w:jc w:val="both"/>
       </w:pPr>
       <w:r>
-        <w:t>Permite empaquetar el sistema completo (Django + PostgreSQL) en contenedores. Garantiza que la aplicación corra igual en desarrollo y producción.</w:t>
+        <w:t>Permite empaquetar el sistema completo (Django + PostgreSQL) en contenedores. Garantiza que la aplicaci</w:t>
+      </w:r>
+      <w:r>
+        <w:t>ón corra igual en desarrollo y producción.</w:t>
       </w:r>
     </w:p>
     <w:p>
@@ -3345,14 +3506,14 @@
         <w:ind w:left="0"/>
         <w:jc w:val="both"/>
       </w:pPr>
-      <w:bookmarkStart w:id="27" w:name="_heading=h.pgs65esq4efq" w:colFirst="0" w:colLast="0"/>
-      <w:bookmarkStart w:id="28" w:name="_Toc208906377"/>
-      <w:bookmarkEnd w:id="27"/>
+      <w:bookmarkStart w:id="28" w:name="_heading=h.pgs65esq4efq" w:colFirst="0" w:colLast="0"/>
+      <w:bookmarkStart w:id="29" w:name="_Toc208906377"/>
+      <w:bookmarkEnd w:id="28"/>
       <w:r>
         <w:lastRenderedPageBreak/>
         <w:t>Control de Versiones</w:t>
       </w:r>
-      <w:bookmarkEnd w:id="28"/>
+      <w:bookmarkEnd w:id="29"/>
     </w:p>
     <w:p>
       <w:pPr>
@@ -3392,7 +3553,10 @@
       </w:r>
       <w:proofErr w:type="spellStart"/>
       <w:r>
-        <w:t>feature</w:t>
+        <w:t>f</w:t>
+      </w:r>
+      <w:r>
+        <w:t>eature</w:t>
       </w:r>
       <w:proofErr w:type="spellEnd"/>
       <w:r>
@@ -3404,20 +3568,23 @@
       </w:r>
       <w:proofErr w:type="spellEnd"/>
       <w:r>
-        <w:t xml:space="preserve"> y documentación en Wiki.</w:t>
+        <w:t xml:space="preserve"> y documentación</w:t>
+      </w:r>
+      <w:r>
+        <w:t>.</w:t>
       </w:r>
     </w:p>
     <w:p>
       <w:pPr>
         <w:pStyle w:val="Ttulo1"/>
       </w:pPr>
-      <w:bookmarkStart w:id="29" w:name="_heading=h.ywtd0wuqsdf2" w:colFirst="0" w:colLast="0"/>
-      <w:bookmarkStart w:id="30" w:name="_Toc208906378"/>
-      <w:bookmarkEnd w:id="29"/>
+      <w:bookmarkStart w:id="30" w:name="_heading=h.ywtd0wuqsdf2" w:colFirst="0" w:colLast="0"/>
+      <w:bookmarkStart w:id="31" w:name="_Toc208906378"/>
+      <w:bookmarkEnd w:id="30"/>
       <w:r>
         <w:t>Herramientas de Comunicación</w:t>
       </w:r>
-      <w:bookmarkEnd w:id="30"/>
+      <w:bookmarkEnd w:id="31"/>
     </w:p>
     <w:p>
       <w:pPr>
@@ -3458,21 +3625,7 @@
         <w:rPr>
           <w:b/>
         </w:rPr>
-        <w:t xml:space="preserve">Google </w:t>
-      </w:r>
-      <w:proofErr w:type="spellStart"/>
-      <w:r>
-        <w:rPr>
-          <w:b/>
-        </w:rPr>
-        <w:t>Meet</w:t>
-      </w:r>
-      <w:proofErr w:type="spellEnd"/>
-      <w:r>
-        <w:rPr>
-          <w:b/>
-        </w:rPr>
-        <w:t>:</w:t>
+        <w:t>Google Meet:</w:t>
       </w:r>
       <w:r>
         <w:t xml:space="preserve"> reuniones periódicas de seguimiento con el equipo y docentes.</w:t>
@@ -3494,7 +3647,10 @@
         <w:t>WhatsApp:</w:t>
       </w:r>
       <w:r>
-        <w:t xml:space="preserve"> comunicación rápida y resolución de dudas.</w:t>
+        <w:t xml:space="preserve"> comunicación rápida y resolución de </w:t>
+      </w:r>
+      <w:r>
+        <w:t>dudas.</w:t>
       </w:r>
     </w:p>
     <w:p>
@@ -3520,13 +3676,13 @@
       <w:pPr>
         <w:pStyle w:val="Ttulo1"/>
       </w:pPr>
-      <w:bookmarkStart w:id="31" w:name="_heading=h.oaf2mkpy2oru" w:colFirst="0" w:colLast="0"/>
-      <w:bookmarkStart w:id="32" w:name="_Toc208906379"/>
-      <w:bookmarkEnd w:id="31"/>
+      <w:bookmarkStart w:id="32" w:name="_heading=h.oaf2mkpy2oru" w:colFirst="0" w:colLast="0"/>
+      <w:bookmarkStart w:id="33" w:name="_Toc208906379"/>
+      <w:bookmarkEnd w:id="32"/>
       <w:r>
         <w:t>Comentarios Finales</w:t>
       </w:r>
-      <w:bookmarkEnd w:id="32"/>
+      <w:bookmarkEnd w:id="33"/>
     </w:p>
     <w:p>
       <w:pPr>
@@ -3560,7 +3716,10 @@
         <w:t>Escalable:</w:t>
       </w:r>
       <w:r>
-        <w:t xml:space="preserve"> preparado para crecer en cantidad de usuarios y requerimientos.</w:t>
+        <w:t xml:space="preserve"> preparado para crecer en cantidad de usuarios y requerimient</w:t>
+      </w:r>
+      <w:r>
+        <w:t>os.</w:t>
       </w:r>
     </w:p>
     <w:p>
@@ -3630,12 +3789,8 @@
       </w:r>
     </w:p>
     <w:sectPr>
-      <w:headerReference w:type="even" r:id="rId11"/>
-      <w:headerReference w:type="default" r:id="rId12"/>
-      <w:footerReference w:type="even" r:id="rId13"/>
-      <w:footerReference w:type="default" r:id="rId14"/>
-      <w:headerReference w:type="first" r:id="rId15"/>
-      <w:footerReference w:type="first" r:id="rId16"/>
+      <w:headerReference w:type="default" r:id="rId11"/>
+      <w:footerReference w:type="default" r:id="rId12"/>
       <w:pgSz w:w="11906" w:h="16838"/>
       <w:pgMar w:top="1535" w:right="1701" w:bottom="1417" w:left="1701" w:header="567" w:footer="572" w:gutter="0"/>
       <w:pgNumType w:start="1"/>
@@ -3647,7 +3802,7 @@
 </file>
 
 <file path=word/endnotes.xml><?xml version="1.0" encoding="utf-8"?>
-<w:endnotes xmlns:wpc="http://schemas.microsoft.com/office/word/2010/wordprocessingCanvas" xmlns:cx="http://schemas.microsoft.com/office/drawing/2014/chartex" xmlns:cx1="http://schemas.microsoft.com/office/drawing/2015/9/8/chartex" xmlns:cx2="http://schemas.microsoft.com/office/drawing/2015/10/21/chartex" xmlns:cx3="http://schemas.microsoft.com/office/drawing/2016/5/9/chartex" xmlns:cx4="http://schemas.microsoft.com/office/drawing/2016/5/10/chartex" xmlns:cx5="http://schemas.microsoft.com/office/drawing/2016/5/11/chartex" xmlns:cx6="http://schemas.microsoft.com/office/drawing/2016/5/12/chartex" xmlns:cx7="http://schemas.microsoft.com/office/drawing/2016/5/13/chartex" xmlns:cx8="http://schemas.microsoft.com/office/drawing/2016/5/14/chartex" xmlns:mc="http://schemas.openxmlformats.org/markup-compatibility/2006" xmlns:aink="http://schemas.microsoft.com/office/drawing/2016/ink" xmlns:am3d="http://schemas.microsoft.com/office/drawing/2017/model3d" xmlns:o="urn:schemas-microsoft-com:office:office" xmlns:oel="http://schemas.microsoft.com/office/2019/extlst" xmlns:r="http://schemas.openxmlformats.org/officeDocument/2006/relationships" xmlns:m="http://schemas.openxmlformats.org/officeDocument/2006/math" xmlns:v="urn:schemas-microsoft-com:vml" xmlns:wp14="http://schemas.microsoft.com/office/word/2010/wordprocessingDrawing" xmlns:wp="http://schemas.openxmlformats.org/drawingml/2006/wordprocessingDrawing" xmlns:w10="urn:schemas-microsoft-com:office:word" xmlns:w="http://schemas.openxmlformats.org/wordprocessingml/2006/main" xmlns:w14="http://schemas.microsoft.com/office/word/2010/wordml" xmlns:w15="http://schemas.microsoft.com/office/word/2012/wordml" xmlns:w16cex="http://schemas.microsoft.com/office/word/2018/wordml/cex" xmlns:w16cid="http://schemas.microsoft.com/office/word/2016/wordml/cid" xmlns:w16="http://schemas.microsoft.com/office/word/2018/wordml" xmlns:w16du="http://schemas.microsoft.com/office/word/2023/wordml/word16du" xmlns:w16sdtdh="http://schemas.microsoft.com/office/word/2020/wordml/sdtdatahash" xmlns:w16sdtfl="http://schemas.microsoft.com/office/word/2024/wordml/sdtformatlock" xmlns:w16se="http://schemas.microsoft.com/office/word/2015/wordml/symex" xmlns:wpg="http://schemas.microsoft.com/office/word/2010/wordprocessingGroup" xmlns:wpi="http://schemas.microsoft.com/office/word/2010/wordprocessingInk" xmlns:wne="http://schemas.microsoft.com/office/word/2006/wordml" xmlns:wps="http://schemas.microsoft.com/office/word/2010/wordprocessingShape" mc:Ignorable="w14 w15 w16se w16cid w16 w16cex w16sdtdh w16sdtfl w16du wp14">
+<w:endnotes xmlns:wpc="http://schemas.microsoft.com/office/word/2010/wordprocessingCanvas" xmlns:cx="http://schemas.microsoft.com/office/drawing/2014/chartex" xmlns:cx1="http://schemas.microsoft.com/office/drawing/2015/9/8/chartex" xmlns:cx2="http://schemas.microsoft.com/office/drawing/2015/10/21/chartex" xmlns:cx3="http://schemas.microsoft.com/office/drawing/2016/5/9/chartex" xmlns:cx4="http://schemas.microsoft.com/office/drawing/2016/5/10/chartex" xmlns:cx5="http://schemas.microsoft.com/office/drawing/2016/5/11/chartex" xmlns:cx6="http://schemas.microsoft.com/office/drawing/2016/5/12/chartex" xmlns:cx7="http://schemas.microsoft.com/office/drawing/2016/5/13/chartex" xmlns:cx8="http://schemas.microsoft.com/office/drawing/2016/5/14/chartex" xmlns:mc="http://schemas.openxmlformats.org/markup-compatibility/2006" xmlns:aink="http://schemas.microsoft.com/office/drawing/2016/ink" xmlns:am3d="http://schemas.microsoft.com/office/drawing/2017/model3d" xmlns:o="urn:schemas-microsoft-com:office:office" xmlns:r="http://schemas.openxmlformats.org/officeDocument/2006/relationships" xmlns:m="http://schemas.openxmlformats.org/officeDocument/2006/math" xmlns:v="urn:schemas-microsoft-com:vml" xmlns:wp14="http://schemas.microsoft.com/office/word/2010/wordprocessingDrawing" xmlns:wp="http://schemas.openxmlformats.org/drawingml/2006/wordprocessingDrawing" xmlns:w10="urn:schemas-microsoft-com:office:word" xmlns:w="http://schemas.openxmlformats.org/wordprocessingml/2006/main" xmlns:w14="http://schemas.microsoft.com/office/word/2010/wordml" xmlns:w15="http://schemas.microsoft.com/office/word/2012/wordml" xmlns:w16cid="http://schemas.microsoft.com/office/word/2016/wordml/cid" xmlns:w16se="http://schemas.microsoft.com/office/word/2015/wordml/symex" xmlns:wpg="http://schemas.microsoft.com/office/word/2010/wordprocessingGroup" xmlns:wpi="http://schemas.microsoft.com/office/word/2010/wordprocessingInk" xmlns:wne="http://schemas.microsoft.com/office/word/2006/wordml" xmlns:wps="http://schemas.microsoft.com/office/word/2010/wordprocessingShape" mc:Ignorable="w14 w15 w16se w16cid wp14">
   <w:endnote w:type="separator" w:id="-1">
     <w:p>
       <w:pPr>
@@ -3672,17 +3827,7 @@
 </file>
 
 <file path=word/footer1.xml><?xml version="1.0" encoding="utf-8"?>
-<w:ftr xmlns:wpc="http://schemas.microsoft.com/office/word/2010/wordprocessingCanvas" xmlns:cx="http://schemas.microsoft.com/office/drawing/2014/chartex" xmlns:cx1="http://schemas.microsoft.com/office/drawing/2015/9/8/chartex" xmlns:cx2="http://schemas.microsoft.com/office/drawing/2015/10/21/chartex" xmlns:cx3="http://schemas.microsoft.com/office/drawing/2016/5/9/chartex" xmlns:cx4="http://schemas.microsoft.com/office/drawing/2016/5/10/chartex" xmlns:cx5="http://schemas.microsoft.com/office/drawing/2016/5/11/chartex" xmlns:cx6="http://schemas.microsoft.com/office/drawing/2016/5/12/chartex" xmlns:cx7="http://schemas.microsoft.com/office/drawing/2016/5/13/chartex" xmlns:cx8="http://schemas.microsoft.com/office/drawing/2016/5/14/chartex" xmlns:mc="http://schemas.openxmlformats.org/markup-compatibility/2006" xmlns:aink="http://schemas.microsoft.com/office/drawing/2016/ink" xmlns:am3d="http://schemas.microsoft.com/office/drawing/2017/model3d" xmlns:o="urn:schemas-microsoft-com:office:office" xmlns:oel="http://schemas.microsoft.com/office/2019/extlst" xmlns:r="http://schemas.openxmlformats.org/officeDocument/2006/relationships" xmlns:m="http://schemas.openxmlformats.org/officeDocument/2006/math" xmlns:v="urn:schemas-microsoft-com:vml" xmlns:wp14="http://schemas.microsoft.com/office/word/2010/wordprocessingDrawing" xmlns:wp="http://schemas.openxmlformats.org/drawingml/2006/wordprocessingDrawing" xmlns:w10="urn:schemas-microsoft-com:office:word" xmlns:w="http://schemas.openxmlformats.org/wordprocessingml/2006/main" xmlns:w14="http://schemas.microsoft.com/office/word/2010/wordml" xmlns:w15="http://schemas.microsoft.com/office/word/2012/wordml" xmlns:w16cex="http://schemas.microsoft.com/office/word/2018/wordml/cex" xmlns:w16cid="http://schemas.microsoft.com/office/word/2016/wordml/cid" xmlns:w16="http://schemas.microsoft.com/office/word/2018/wordml" xmlns:w16du="http://schemas.microsoft.com/office/word/2023/wordml/word16du" xmlns:w16sdtdh="http://schemas.microsoft.com/office/word/2020/wordml/sdtdatahash" xmlns:w16sdtfl="http://schemas.microsoft.com/office/word/2024/wordml/sdtformatlock" xmlns:w16se="http://schemas.microsoft.com/office/word/2015/wordml/symex" xmlns:wpg="http://schemas.microsoft.com/office/word/2010/wordprocessingGroup" xmlns:wpi="http://schemas.microsoft.com/office/word/2010/wordprocessingInk" xmlns:wne="http://schemas.microsoft.com/office/word/2006/wordml" xmlns:wps="http://schemas.microsoft.com/office/word/2010/wordprocessingShape" mc:Ignorable="w14 w15 w16se w16cid w16 w16cex w16sdtdh w16sdtfl w16du wp14">
-  <w:p>
-    <w:pPr>
-      <w:pStyle w:val="Piedepgina"/>
-    </w:pPr>
-  </w:p>
-</w:ftr>
-</file>
-
-<file path=word/footer2.xml><?xml version="1.0" encoding="utf-8"?>
-<w:ftr xmlns:wpc="http://schemas.microsoft.com/office/word/2010/wordprocessingCanvas" xmlns:cx="http://schemas.microsoft.com/office/drawing/2014/chartex" xmlns:cx1="http://schemas.microsoft.com/office/drawing/2015/9/8/chartex" xmlns:cx2="http://schemas.microsoft.com/office/drawing/2015/10/21/chartex" xmlns:cx3="http://schemas.microsoft.com/office/drawing/2016/5/9/chartex" xmlns:cx4="http://schemas.microsoft.com/office/drawing/2016/5/10/chartex" xmlns:cx5="http://schemas.microsoft.com/office/drawing/2016/5/11/chartex" xmlns:cx6="http://schemas.microsoft.com/office/drawing/2016/5/12/chartex" xmlns:cx7="http://schemas.microsoft.com/office/drawing/2016/5/13/chartex" xmlns:cx8="http://schemas.microsoft.com/office/drawing/2016/5/14/chartex" xmlns:mc="http://schemas.openxmlformats.org/markup-compatibility/2006" xmlns:aink="http://schemas.microsoft.com/office/drawing/2016/ink" xmlns:am3d="http://schemas.microsoft.com/office/drawing/2017/model3d" xmlns:o="urn:schemas-microsoft-com:office:office" xmlns:oel="http://schemas.microsoft.com/office/2019/extlst" xmlns:r="http://schemas.openxmlformats.org/officeDocument/2006/relationships" xmlns:m="http://schemas.openxmlformats.org/officeDocument/2006/math" xmlns:v="urn:schemas-microsoft-com:vml" xmlns:wp14="http://schemas.microsoft.com/office/word/2010/wordprocessingDrawing" xmlns:wp="http://schemas.openxmlformats.org/drawingml/2006/wordprocessingDrawing" xmlns:w10="urn:schemas-microsoft-com:office:word" xmlns:w="http://schemas.openxmlformats.org/wordprocessingml/2006/main" xmlns:w14="http://schemas.microsoft.com/office/word/2010/wordml" xmlns:w15="http://schemas.microsoft.com/office/word/2012/wordml" xmlns:w16cex="http://schemas.microsoft.com/office/word/2018/wordml/cex" xmlns:w16cid="http://schemas.microsoft.com/office/word/2016/wordml/cid" xmlns:w16="http://schemas.microsoft.com/office/word/2018/wordml" xmlns:w16du="http://schemas.microsoft.com/office/word/2023/wordml/word16du" xmlns:w16sdtdh="http://schemas.microsoft.com/office/word/2020/wordml/sdtdatahash" xmlns:w16sdtfl="http://schemas.microsoft.com/office/word/2024/wordml/sdtformatlock" xmlns:w16se="http://schemas.microsoft.com/office/word/2015/wordml/symex" xmlns:wpg="http://schemas.microsoft.com/office/word/2010/wordprocessingGroup" xmlns:wpi="http://schemas.microsoft.com/office/word/2010/wordprocessingInk" xmlns:wne="http://schemas.microsoft.com/office/word/2006/wordml" xmlns:wps="http://schemas.microsoft.com/office/word/2010/wordprocessingShape" mc:Ignorable="w14 w15 w16se w16cid w16 w16cex w16sdtdh w16sdtfl w16du wp14">
+<w:ftr xmlns:wpc="http://schemas.microsoft.com/office/word/2010/wordprocessingCanvas" xmlns:cx="http://schemas.microsoft.com/office/drawing/2014/chartex" xmlns:cx1="http://schemas.microsoft.com/office/drawing/2015/9/8/chartex" xmlns:cx2="http://schemas.microsoft.com/office/drawing/2015/10/21/chartex" xmlns:cx3="http://schemas.microsoft.com/office/drawing/2016/5/9/chartex" xmlns:cx4="http://schemas.microsoft.com/office/drawing/2016/5/10/chartex" xmlns:cx5="http://schemas.microsoft.com/office/drawing/2016/5/11/chartex" xmlns:cx6="http://schemas.microsoft.com/office/drawing/2016/5/12/chartex" xmlns:cx7="http://schemas.microsoft.com/office/drawing/2016/5/13/chartex" xmlns:cx8="http://schemas.microsoft.com/office/drawing/2016/5/14/chartex" xmlns:mc="http://schemas.openxmlformats.org/markup-compatibility/2006" xmlns:aink="http://schemas.microsoft.com/office/drawing/2016/ink" xmlns:am3d="http://schemas.microsoft.com/office/drawing/2017/model3d" xmlns:o="urn:schemas-microsoft-com:office:office" xmlns:r="http://schemas.openxmlformats.org/officeDocument/2006/relationships" xmlns:m="http://schemas.openxmlformats.org/officeDocument/2006/math" xmlns:v="urn:schemas-microsoft-com:vml" xmlns:wp14="http://schemas.microsoft.com/office/word/2010/wordprocessingDrawing" xmlns:wp="http://schemas.openxmlformats.org/drawingml/2006/wordprocessingDrawing" xmlns:w10="urn:schemas-microsoft-com:office:word" xmlns:w="http://schemas.openxmlformats.org/wordprocessingml/2006/main" xmlns:w14="http://schemas.microsoft.com/office/word/2010/wordml" xmlns:w15="http://schemas.microsoft.com/office/word/2012/wordml" xmlns:w16cid="http://schemas.microsoft.com/office/word/2016/wordml/cid" xmlns:w16se="http://schemas.microsoft.com/office/word/2015/wordml/symex" xmlns:wpg="http://schemas.microsoft.com/office/word/2010/wordprocessingGroup" xmlns:wpi="http://schemas.microsoft.com/office/word/2010/wordprocessingInk" xmlns:wne="http://schemas.microsoft.com/office/word/2006/wordml" xmlns:wps="http://schemas.microsoft.com/office/word/2010/wordprocessingShape" mc:Ignorable="w14 w15 w16se w16cid wp14">
   <w:p>
     <w:pPr>
       <w:tabs>
@@ -3836,7 +3981,7 @@
             </wp:anchor>
           </w:drawing>
         </mc:Choice>
-        <mc:Fallback>
+        <mc:Fallback xmlns:w16sdtfl="http://schemas.microsoft.com/office/word/2024/wordml/sdtformatlock" xmlns:w16sdtdh="http://schemas.microsoft.com/office/word/2020/wordml/sdtdatahash" xmlns:w16du="http://schemas.microsoft.com/office/word/2023/wordml/word16du" xmlns:w16="http://schemas.microsoft.com/office/word/2018/wordml" xmlns:w16cex="http://schemas.microsoft.com/office/word/2018/wordml/cex" xmlns:oel="http://schemas.microsoft.com/office/2019/extlst">
           <w:pict>
             <v:rect w14:anchorId="41F6BAE0" id="Rectángulo 2100667897" o:spid="_x0000_s1044" style="position:absolute;left:0;text-align:left;margin-left:463.4pt;margin-top:777.8pt;width:8.65pt;height:63.7pt;z-index:251664384;visibility:visible;mso-wrap-style:square;mso-wrap-distance-left:9pt;mso-wrap-distance-top:0;mso-wrap-distance-right:9pt;mso-wrap-distance-bottom:0;mso-position-horizontal:absolute;mso-position-horizontal-relative:text;mso-position-vertical:absolute;mso-position-vertical-relative:text;v-text-anchor:middle" o:gfxdata="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" fillcolor="#45acf1" strokecolor="#205867">
               <v:stroke startarrowwidth="narrow" startarrowlength="short" endarrowwidth="narrow" endarrowlength="short"/>
@@ -3921,7 +4066,7 @@
             </wp:anchor>
           </w:drawing>
         </mc:Choice>
-        <mc:Fallback>
+        <mc:Fallback xmlns:w16sdtfl="http://schemas.microsoft.com/office/word/2024/wordml/sdtformatlock" xmlns:w16sdtdh="http://schemas.microsoft.com/office/word/2020/wordml/sdtdatahash" xmlns:w16du="http://schemas.microsoft.com/office/word/2023/wordml/word16du" xmlns:w16="http://schemas.microsoft.com/office/word/2018/wordml" xmlns:w16cex="http://schemas.microsoft.com/office/word/2018/wordml/cex" xmlns:oel="http://schemas.microsoft.com/office/2019/extlst">
           <w:pict>
             <v:rect w14:anchorId="18C0E2EE" id="Rectángulo 2100667903" o:spid="_x0000_s1045" style="position:absolute;left:0;text-align:left;margin-left:-46.85pt;margin-top:777.8pt;width:8.65pt;height:63.7pt;z-index:251665408;visibility:visible;mso-wrap-style:square;mso-wrap-distance-left:9pt;mso-wrap-distance-top:0;mso-wrap-distance-right:9pt;mso-wrap-distance-bottom:0;mso-position-horizontal:absolute;mso-position-horizontal-relative:text;mso-position-vertical:absolute;mso-position-vertical-relative:text;v-text-anchor:middle" o:gfxdata="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" fillcolor="#45acf1" strokecolor="#205867">
               <v:stroke startarrowwidth="narrow" startarrowlength="short" endarrowwidth="narrow" endarrowlength="short"/>
@@ -3991,7 +4136,7 @@
             </wp:anchor>
           </w:drawing>
         </mc:Choice>
-        <mc:Fallback xmlns:sl="http://schemas.openxmlformats.org/schemaLibrary/2006/main" xmlns:a="http://schemas.openxmlformats.org/drawingml/2006/main" xmlns:pic="http://schemas.openxmlformats.org/drawingml/2006/picture" xmlns:c="http://schemas.openxmlformats.org/drawingml/2006/chart" xmlns:lc="http://schemas.openxmlformats.org/drawingml/2006/lockedCanvas" xmlns:dgm="http://schemas.openxmlformats.org/drawingml/2006/diagram" xmlns="http://schemas.microsoft.com/office/tasks/2019/documenttasks" xmlns:cr="http://schemas.microsoft.com/office/comments/2020/reactions">
+        <mc:Fallback xmlns:cr="http://schemas.microsoft.com/office/comments/2020/reactions" xmlns="http://schemas.microsoft.com/office/tasks/2019/documenttasks" xmlns:dgm="http://schemas.openxmlformats.org/drawingml/2006/diagram" xmlns:lc="http://schemas.openxmlformats.org/drawingml/2006/lockedCanvas" xmlns:c="http://schemas.openxmlformats.org/drawingml/2006/chart" xmlns:pic="http://schemas.openxmlformats.org/drawingml/2006/picture" xmlns:a="http://schemas.openxmlformats.org/drawingml/2006/main" xmlns:sl="http://schemas.openxmlformats.org/schemaLibrary/2006/main" xmlns:w16sdtfl="http://schemas.microsoft.com/office/word/2024/wordml/sdtformatlock" xmlns:w16sdtdh="http://schemas.microsoft.com/office/word/2020/wordml/sdtdatahash" xmlns:w16du="http://schemas.microsoft.com/office/word/2023/wordml/word16du" xmlns:w16="http://schemas.microsoft.com/office/word/2018/wordml" xmlns:w16cex="http://schemas.microsoft.com/office/word/2018/wordml/cex" xmlns:oel="http://schemas.microsoft.com/office/2019/extlst">
           <w:drawing>
             <wp:anchor allowOverlap="1" behindDoc="0" distB="0" distT="0" distL="114300" distR="114300" hidden="0" layoutInCell="1" locked="0" relativeHeight="0" simplePos="0">
               <wp:simplePos x="0" y="0"/>
@@ -4048,18 +4193,8 @@
 </w:ftr>
 </file>
 
-<file path=word/footer3.xml><?xml version="1.0" encoding="utf-8"?>
-<w:ftr xmlns:wpc="http://schemas.microsoft.com/office/word/2010/wordprocessingCanvas" xmlns:cx="http://schemas.microsoft.com/office/drawing/2014/chartex" xmlns:cx1="http://schemas.microsoft.com/office/drawing/2015/9/8/chartex" xmlns:cx2="http://schemas.microsoft.com/office/drawing/2015/10/21/chartex" xmlns:cx3="http://schemas.microsoft.com/office/drawing/2016/5/9/chartex" xmlns:cx4="http://schemas.microsoft.com/office/drawing/2016/5/10/chartex" xmlns:cx5="http://schemas.microsoft.com/office/drawing/2016/5/11/chartex" xmlns:cx6="http://schemas.microsoft.com/office/drawing/2016/5/12/chartex" xmlns:cx7="http://schemas.microsoft.com/office/drawing/2016/5/13/chartex" xmlns:cx8="http://schemas.microsoft.com/office/drawing/2016/5/14/chartex" xmlns:mc="http://schemas.openxmlformats.org/markup-compatibility/2006" xmlns:aink="http://schemas.microsoft.com/office/drawing/2016/ink" xmlns:am3d="http://schemas.microsoft.com/office/drawing/2017/model3d" xmlns:o="urn:schemas-microsoft-com:office:office" xmlns:oel="http://schemas.microsoft.com/office/2019/extlst" xmlns:r="http://schemas.openxmlformats.org/officeDocument/2006/relationships" xmlns:m="http://schemas.openxmlformats.org/officeDocument/2006/math" xmlns:v="urn:schemas-microsoft-com:vml" xmlns:wp14="http://schemas.microsoft.com/office/word/2010/wordprocessingDrawing" xmlns:wp="http://schemas.openxmlformats.org/drawingml/2006/wordprocessingDrawing" xmlns:w10="urn:schemas-microsoft-com:office:word" xmlns:w="http://schemas.openxmlformats.org/wordprocessingml/2006/main" xmlns:w14="http://schemas.microsoft.com/office/word/2010/wordml" xmlns:w15="http://schemas.microsoft.com/office/word/2012/wordml" xmlns:w16cex="http://schemas.microsoft.com/office/word/2018/wordml/cex" xmlns:w16cid="http://schemas.microsoft.com/office/word/2016/wordml/cid" xmlns:w16="http://schemas.microsoft.com/office/word/2018/wordml" xmlns:w16du="http://schemas.microsoft.com/office/word/2023/wordml/word16du" xmlns:w16sdtdh="http://schemas.microsoft.com/office/word/2020/wordml/sdtdatahash" xmlns:w16sdtfl="http://schemas.microsoft.com/office/word/2024/wordml/sdtformatlock" xmlns:w16se="http://schemas.microsoft.com/office/word/2015/wordml/symex" xmlns:wpg="http://schemas.microsoft.com/office/word/2010/wordprocessingGroup" xmlns:wpi="http://schemas.microsoft.com/office/word/2010/wordprocessingInk" xmlns:wne="http://schemas.microsoft.com/office/word/2006/wordml" xmlns:wps="http://schemas.microsoft.com/office/word/2010/wordprocessingShape" mc:Ignorable="w14 w15 w16se w16cid w16 w16cex w16sdtdh w16sdtfl w16du wp14">
-  <w:p>
-    <w:pPr>
-      <w:pStyle w:val="Piedepgina"/>
-    </w:pPr>
-  </w:p>
-</w:ftr>
-</file>
-
 <file path=word/footnotes.xml><?xml version="1.0" encoding="utf-8"?>
-<w:footnotes xmlns:wpc="http://schemas.microsoft.com/office/word/2010/wordprocessingCanvas" xmlns:cx="http://schemas.microsoft.com/office/drawing/2014/chartex" xmlns:cx1="http://schemas.microsoft.com/office/drawing/2015/9/8/chartex" xmlns:cx2="http://schemas.microsoft.com/office/drawing/2015/10/21/chartex" xmlns:cx3="http://schemas.microsoft.com/office/drawing/2016/5/9/chartex" xmlns:cx4="http://schemas.microsoft.com/office/drawing/2016/5/10/chartex" xmlns:cx5="http://schemas.microsoft.com/office/drawing/2016/5/11/chartex" xmlns:cx6="http://schemas.microsoft.com/office/drawing/2016/5/12/chartex" xmlns:cx7="http://schemas.microsoft.com/office/drawing/2016/5/13/chartex" xmlns:cx8="http://schemas.microsoft.com/office/drawing/2016/5/14/chartex" xmlns:mc="http://schemas.openxmlformats.org/markup-compatibility/2006" xmlns:aink="http://schemas.microsoft.com/office/drawing/2016/ink" xmlns:am3d="http://schemas.microsoft.com/office/drawing/2017/model3d" xmlns:o="urn:schemas-microsoft-com:office:office" xmlns:oel="http://schemas.microsoft.com/office/2019/extlst" xmlns:r="http://schemas.openxmlformats.org/officeDocument/2006/relationships" xmlns:m="http://schemas.openxmlformats.org/officeDocument/2006/math" xmlns:v="urn:schemas-microsoft-com:vml" xmlns:wp14="http://schemas.microsoft.com/office/word/2010/wordprocessingDrawing" xmlns:wp="http://schemas.openxmlformats.org/drawingml/2006/wordprocessingDrawing" xmlns:w10="urn:schemas-microsoft-com:office:word" xmlns:w="http://schemas.openxmlformats.org/wordprocessingml/2006/main" xmlns:w14="http://schemas.microsoft.com/office/word/2010/wordml" xmlns:w15="http://schemas.microsoft.com/office/word/2012/wordml" xmlns:w16cex="http://schemas.microsoft.com/office/word/2018/wordml/cex" xmlns:w16cid="http://schemas.microsoft.com/office/word/2016/wordml/cid" xmlns:w16="http://schemas.microsoft.com/office/word/2018/wordml" xmlns:w16du="http://schemas.microsoft.com/office/word/2023/wordml/word16du" xmlns:w16sdtdh="http://schemas.microsoft.com/office/word/2020/wordml/sdtdatahash" xmlns:w16sdtfl="http://schemas.microsoft.com/office/word/2024/wordml/sdtformatlock" xmlns:w16se="http://schemas.microsoft.com/office/word/2015/wordml/symex" xmlns:wpg="http://schemas.microsoft.com/office/word/2010/wordprocessingGroup" xmlns:wpi="http://schemas.microsoft.com/office/word/2010/wordprocessingInk" xmlns:wne="http://schemas.microsoft.com/office/word/2006/wordml" xmlns:wps="http://schemas.microsoft.com/office/word/2010/wordprocessingShape" mc:Ignorable="w14 w15 w16se w16cid w16 w16cex w16sdtdh w16sdtfl w16du wp14">
+<w:footnotes xmlns:wpc="http://schemas.microsoft.com/office/word/2010/wordprocessingCanvas" xmlns:cx="http://schemas.microsoft.com/office/drawing/2014/chartex" xmlns:cx1="http://schemas.microsoft.com/office/drawing/2015/9/8/chartex" xmlns:cx2="http://schemas.microsoft.com/office/drawing/2015/10/21/chartex" xmlns:cx3="http://schemas.microsoft.com/office/drawing/2016/5/9/chartex" xmlns:cx4="http://schemas.microsoft.com/office/drawing/2016/5/10/chartex" xmlns:cx5="http://schemas.microsoft.com/office/drawing/2016/5/11/chartex" xmlns:cx6="http://schemas.microsoft.com/office/drawing/2016/5/12/chartex" xmlns:cx7="http://schemas.microsoft.com/office/drawing/2016/5/13/chartex" xmlns:cx8="http://schemas.microsoft.com/office/drawing/2016/5/14/chartex" xmlns:mc="http://schemas.openxmlformats.org/markup-compatibility/2006" xmlns:aink="http://schemas.microsoft.com/office/drawing/2016/ink" xmlns:am3d="http://schemas.microsoft.com/office/drawing/2017/model3d" xmlns:o="urn:schemas-microsoft-com:office:office" xmlns:r="http://schemas.openxmlformats.org/officeDocument/2006/relationships" xmlns:m="http://schemas.openxmlformats.org/officeDocument/2006/math" xmlns:v="urn:schemas-microsoft-com:vml" xmlns:wp14="http://schemas.microsoft.com/office/word/2010/wordprocessingDrawing" xmlns:wp="http://schemas.openxmlformats.org/drawingml/2006/wordprocessingDrawing" xmlns:w10="urn:schemas-microsoft-com:office:word" xmlns:w="http://schemas.openxmlformats.org/wordprocessingml/2006/main" xmlns:w14="http://schemas.microsoft.com/office/word/2010/wordml" xmlns:w15="http://schemas.microsoft.com/office/word/2012/wordml" xmlns:w16cid="http://schemas.microsoft.com/office/word/2016/wordml/cid" xmlns:w16se="http://schemas.microsoft.com/office/word/2015/wordml/symex" xmlns:wpg="http://schemas.microsoft.com/office/word/2010/wordprocessingGroup" xmlns:wpi="http://schemas.microsoft.com/office/word/2010/wordprocessingInk" xmlns:wne="http://schemas.microsoft.com/office/word/2006/wordml" xmlns:wps="http://schemas.microsoft.com/office/word/2010/wordprocessingShape" mc:Ignorable="w14 w15 w16se w16cid wp14">
   <w:footnote w:type="separator" w:id="-1">
     <w:p>
       <w:pPr>
@@ -4084,17 +4219,7 @@
 </file>
 
 <file path=word/header1.xml><?xml version="1.0" encoding="utf-8"?>
-<w:hdr xmlns:wpc="http://schemas.microsoft.com/office/word/2010/wordprocessingCanvas" xmlns:cx="http://schemas.microsoft.com/office/drawing/2014/chartex" xmlns:cx1="http://schemas.microsoft.com/office/drawing/2015/9/8/chartex" xmlns:cx2="http://schemas.microsoft.com/office/drawing/2015/10/21/chartex" xmlns:cx3="http://schemas.microsoft.com/office/drawing/2016/5/9/chartex" xmlns:cx4="http://schemas.microsoft.com/office/drawing/2016/5/10/chartex" xmlns:cx5="http://schemas.microsoft.com/office/drawing/2016/5/11/chartex" xmlns:cx6="http://schemas.microsoft.com/office/drawing/2016/5/12/chartex" xmlns:cx7="http://schemas.microsoft.com/office/drawing/2016/5/13/chartex" xmlns:cx8="http://schemas.microsoft.com/office/drawing/2016/5/14/chartex" xmlns:mc="http://schemas.openxmlformats.org/markup-compatibility/2006" xmlns:aink="http://schemas.microsoft.com/office/drawing/2016/ink" xmlns:am3d="http://schemas.microsoft.com/office/drawing/2017/model3d" xmlns:o="urn:schemas-microsoft-com:office:office" xmlns:oel="http://schemas.microsoft.com/office/2019/extlst" xmlns:r="http://schemas.openxmlformats.org/officeDocument/2006/relationships" xmlns:m="http://schemas.openxmlformats.org/officeDocument/2006/math" xmlns:v="urn:schemas-microsoft-com:vml" xmlns:wp14="http://schemas.microsoft.com/office/word/2010/wordprocessingDrawing" xmlns:wp="http://schemas.openxmlformats.org/drawingml/2006/wordprocessingDrawing" xmlns:w10="urn:schemas-microsoft-com:office:word" xmlns:w="http://schemas.openxmlformats.org/wordprocessingml/2006/main" xmlns:w14="http://schemas.microsoft.com/office/word/2010/wordml" xmlns:w15="http://schemas.microsoft.com/office/word/2012/wordml" xmlns:w16cex="http://schemas.microsoft.com/office/word/2018/wordml/cex" xmlns:w16cid="http://schemas.microsoft.com/office/word/2016/wordml/cid" xmlns:w16="http://schemas.microsoft.com/office/word/2018/wordml" xmlns:w16du="http://schemas.microsoft.com/office/word/2023/wordml/word16du" xmlns:w16sdtdh="http://schemas.microsoft.com/office/word/2020/wordml/sdtdatahash" xmlns:w16sdtfl="http://schemas.microsoft.com/office/word/2024/wordml/sdtformatlock" xmlns:w16se="http://schemas.microsoft.com/office/word/2015/wordml/symex" xmlns:wpg="http://schemas.microsoft.com/office/word/2010/wordprocessingGroup" xmlns:wpi="http://schemas.microsoft.com/office/word/2010/wordprocessingInk" xmlns:wne="http://schemas.microsoft.com/office/word/2006/wordml" xmlns:wps="http://schemas.microsoft.com/office/word/2010/wordprocessingShape" mc:Ignorable="w14 w15 w16se w16cid w16 w16cex w16sdtdh w16sdtfl w16du wp14">
-  <w:p>
-    <w:pPr>
-      <w:pStyle w:val="Encabezado"/>
-    </w:pPr>
-  </w:p>
-</w:hdr>
-</file>
-
-<file path=word/header2.xml><?xml version="1.0" encoding="utf-8"?>
-<w:hdr xmlns:wpc="http://schemas.microsoft.com/office/word/2010/wordprocessingCanvas" xmlns:cx="http://schemas.microsoft.com/office/drawing/2014/chartex" xmlns:cx1="http://schemas.microsoft.com/office/drawing/2015/9/8/chartex" xmlns:cx2="http://schemas.microsoft.com/office/drawing/2015/10/21/chartex" xmlns:cx3="http://schemas.microsoft.com/office/drawing/2016/5/9/chartex" xmlns:cx4="http://schemas.microsoft.com/office/drawing/2016/5/10/chartex" xmlns:cx5="http://schemas.microsoft.com/office/drawing/2016/5/11/chartex" xmlns:cx6="http://schemas.microsoft.com/office/drawing/2016/5/12/chartex" xmlns:cx7="http://schemas.microsoft.com/office/drawing/2016/5/13/chartex" xmlns:cx8="http://schemas.microsoft.com/office/drawing/2016/5/14/chartex" xmlns:mc="http://schemas.openxmlformats.org/markup-compatibility/2006" xmlns:aink="http://schemas.microsoft.com/office/drawing/2016/ink" xmlns:am3d="http://schemas.microsoft.com/office/drawing/2017/model3d" xmlns:o="urn:schemas-microsoft-com:office:office" xmlns:oel="http://schemas.microsoft.com/office/2019/extlst" xmlns:r="http://schemas.openxmlformats.org/officeDocument/2006/relationships" xmlns:m="http://schemas.openxmlformats.org/officeDocument/2006/math" xmlns:v="urn:schemas-microsoft-com:vml" xmlns:wp14="http://schemas.microsoft.com/office/word/2010/wordprocessingDrawing" xmlns:wp="http://schemas.openxmlformats.org/drawingml/2006/wordprocessingDrawing" xmlns:w10="urn:schemas-microsoft-com:office:word" xmlns:w="http://schemas.openxmlformats.org/wordprocessingml/2006/main" xmlns:w14="http://schemas.microsoft.com/office/word/2010/wordml" xmlns:w15="http://schemas.microsoft.com/office/word/2012/wordml" xmlns:w16cex="http://schemas.microsoft.com/office/word/2018/wordml/cex" xmlns:w16cid="http://schemas.microsoft.com/office/word/2016/wordml/cid" xmlns:w16="http://schemas.microsoft.com/office/word/2018/wordml" xmlns:w16du="http://schemas.microsoft.com/office/word/2023/wordml/word16du" xmlns:w16sdtdh="http://schemas.microsoft.com/office/word/2020/wordml/sdtdatahash" xmlns:w16sdtfl="http://schemas.microsoft.com/office/word/2024/wordml/sdtformatlock" xmlns:w16se="http://schemas.microsoft.com/office/word/2015/wordml/symex" xmlns:wpg="http://schemas.microsoft.com/office/word/2010/wordprocessingGroup" xmlns:wpi="http://schemas.microsoft.com/office/word/2010/wordprocessingInk" xmlns:wne="http://schemas.microsoft.com/office/word/2006/wordml" xmlns:wps="http://schemas.microsoft.com/office/word/2010/wordprocessingShape" mc:Ignorable="w14 w15 w16se w16cid w16 w16cex w16sdtdh w16sdtfl w16du wp14">
+<w:hdr xmlns:wpc="http://schemas.microsoft.com/office/word/2010/wordprocessingCanvas" xmlns:cx="http://schemas.microsoft.com/office/drawing/2014/chartex" xmlns:cx1="http://schemas.microsoft.com/office/drawing/2015/9/8/chartex" xmlns:cx2="http://schemas.microsoft.com/office/drawing/2015/10/21/chartex" xmlns:cx3="http://schemas.microsoft.com/office/drawing/2016/5/9/chartex" xmlns:cx4="http://schemas.microsoft.com/office/drawing/2016/5/10/chartex" xmlns:cx5="http://schemas.microsoft.com/office/drawing/2016/5/11/chartex" xmlns:cx6="http://schemas.microsoft.com/office/drawing/2016/5/12/chartex" xmlns:cx7="http://schemas.microsoft.com/office/drawing/2016/5/13/chartex" xmlns:cx8="http://schemas.microsoft.com/office/drawing/2016/5/14/chartex" xmlns:mc="http://schemas.openxmlformats.org/markup-compatibility/2006" xmlns:aink="http://schemas.microsoft.com/office/drawing/2016/ink" xmlns:am3d="http://schemas.microsoft.com/office/drawing/2017/model3d" xmlns:o="urn:schemas-microsoft-com:office:office" xmlns:r="http://schemas.openxmlformats.org/officeDocument/2006/relationships" xmlns:m="http://schemas.openxmlformats.org/officeDocument/2006/math" xmlns:v="urn:schemas-microsoft-com:vml" xmlns:wp14="http://schemas.microsoft.com/office/word/2010/wordprocessingDrawing" xmlns:wp="http://schemas.openxmlformats.org/drawingml/2006/wordprocessingDrawing" xmlns:w10="urn:schemas-microsoft-com:office:word" xmlns:w="http://schemas.openxmlformats.org/wordprocessingml/2006/main" xmlns:w14="http://schemas.microsoft.com/office/word/2010/wordml" xmlns:w15="http://schemas.microsoft.com/office/word/2012/wordml" xmlns:w16cid="http://schemas.microsoft.com/office/word/2016/wordml/cid" xmlns:w16se="http://schemas.microsoft.com/office/word/2015/wordml/symex" xmlns:wpg="http://schemas.microsoft.com/office/word/2010/wordprocessingGroup" xmlns:wpi="http://schemas.microsoft.com/office/word/2010/wordprocessingInk" xmlns:wne="http://schemas.microsoft.com/office/word/2006/wordml" xmlns:wps="http://schemas.microsoft.com/office/word/2010/wordprocessingShape" mc:Ignorable="w14 w15 w16se w16cid wp14">
   <w:p>
     <w:pPr>
       <w:pBdr>
@@ -4215,7 +4340,7 @@
             </wp:anchor>
           </w:drawing>
         </mc:Choice>
-        <mc:Fallback>
+        <mc:Fallback xmlns:w16sdtfl="http://schemas.microsoft.com/office/word/2024/wordml/sdtformatlock" xmlns:w16sdtdh="http://schemas.microsoft.com/office/word/2020/wordml/sdtdatahash" xmlns:w16du="http://schemas.microsoft.com/office/word/2023/wordml/word16du" xmlns:w16="http://schemas.microsoft.com/office/word/2018/wordml" xmlns:w16cex="http://schemas.microsoft.com/office/word/2018/wordml/cex" xmlns:oel="http://schemas.microsoft.com/office/2019/extlst">
           <w:pict>
             <v:group w14:anchorId="3369DCDF" id="Grupo 22" o:spid="_x0000_s1032" style="position:absolute;left:0;text-align:left;margin-left:-85.05pt;margin-top:-85.35pt;width:598.05pt;height:879.1pt;rotation:180;flip:x;z-index:251662336" coordorigin="8,9" coordsize="15940,19845" o:gfxdata="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">
               <v:rect id="Rectángulo 137077064" o:spid="_x0000_s1033" style="position:absolute;left:148;top:18429;width:15800;height:1425;visibility:visible;mso-wrap-style:square;v-text-anchor:middle" o:gfxdata="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" filled="f" stroked="f">
@@ -4248,9 +4373,6 @@
           </w:pict>
         </mc:Fallback>
       </mc:AlternateContent>
-    </w:r>
-    <w:r>
-      <w:t xml:space="preserve">       </w:t>
     </w:r>
     <w:r>
       <w:rPr>
@@ -4324,7 +4446,7 @@
             </wp:anchor>
           </w:drawing>
         </mc:Choice>
-        <mc:Fallback>
+        <mc:Fallback xmlns:w16sdtfl="http://schemas.microsoft.com/office/word/2024/wordml/sdtformatlock" xmlns:w16sdtdh="http://schemas.microsoft.com/office/word/2020/wordml/sdtdatahash" xmlns:w16du="http://schemas.microsoft.com/office/word/2023/wordml/word16du" xmlns:w16="http://schemas.microsoft.com/office/word/2018/wordml" xmlns:w16cex="http://schemas.microsoft.com/office/word/2018/wordml/cex" xmlns:oel="http://schemas.microsoft.com/office/2019/extlst">
           <w:pict>
             <v:rect w14:anchorId="1DD37498" id="Rectángulo 2100667901" o:spid="_x0000_s1035" style="position:absolute;left:0;text-align:left;margin-left:548.85pt;margin-top:0;width:8.65pt;height:63.7pt;z-index:251657216;visibility:visible;mso-wrap-style:square;mso-wrap-distance-left:9pt;mso-wrap-distance-top:0;mso-wrap-distance-right:9pt;mso-wrap-distance-bottom:0;mso-position-horizontal:absolute;mso-position-horizontal-relative:page;mso-position-vertical:top;mso-position-vertical-relative:page;v-text-anchor:middle" o:gfxdata="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" fillcolor="#45adf3" strokecolor="#205867">
               <v:stroke startarrowwidth="narrow" startarrowlength="short" endarrowwidth="narrow" endarrowlength="short"/>
@@ -4411,7 +4533,7 @@
             </wp:anchor>
           </w:drawing>
         </mc:Choice>
-        <mc:Fallback>
+        <mc:Fallback xmlns:w16sdtfl="http://schemas.microsoft.com/office/word/2024/wordml/sdtformatlock" xmlns:w16sdtdh="http://schemas.microsoft.com/office/word/2020/wordml/sdtdatahash" xmlns:w16du="http://schemas.microsoft.com/office/word/2023/wordml/word16du" xmlns:w16="http://schemas.microsoft.com/office/word/2018/wordml" xmlns:w16cex="http://schemas.microsoft.com/office/word/2018/wordml/cex" xmlns:oel="http://schemas.microsoft.com/office/2019/extlst">
           <w:pict>
             <v:rect w14:anchorId="514947E2" id="Rectángulo 2100667902" o:spid="_x0000_s1036" style="position:absolute;left:0;text-align:left;margin-left:38.7pt;margin-top:.05pt;width:8.65pt;height:63.7pt;z-index:251658240;visibility:visible;mso-wrap-style:square;mso-wrap-distance-left:9pt;mso-wrap-distance-top:0;mso-wrap-distance-right:9pt;mso-wrap-distance-bottom:0;mso-position-horizontal:absolute;mso-position-horizontal-relative:page;mso-position-vertical:absolute;mso-position-vertical-relative:page;v-text-anchor:middle" o:gfxdata="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" fillcolor="#45adf3" strokecolor="#205867">
               <v:stroke startarrowwidth="narrow" startarrowlength="short" endarrowwidth="narrow" endarrowlength="short"/>
@@ -4731,7 +4853,7 @@
             </wp:anchor>
           </w:drawing>
         </mc:Choice>
-        <mc:Fallback>
+        <mc:Fallback xmlns:w16sdtfl="http://schemas.microsoft.com/office/word/2024/wordml/sdtformatlock" xmlns:w16sdtdh="http://schemas.microsoft.com/office/word/2020/wordml/sdtdatahash" xmlns:w16du="http://schemas.microsoft.com/office/word/2023/wordml/word16du" xmlns:w16="http://schemas.microsoft.com/office/word/2018/wordml" xmlns:w16cex="http://schemas.microsoft.com/office/word/2018/wordml/cex" xmlns:oel="http://schemas.microsoft.com/office/2019/extlst">
           <w:pict>
             <v:group w14:anchorId="102B3A2F" id="Grupo 2100667908" o:spid="_x0000_s1037" style="position:absolute;margin-left:0;margin-top:0;width:593.5pt;height:64.2pt;z-index:251663360;mso-position-horizontal:center;mso-position-horizontal-relative:page;mso-position-vertical:top;mso-position-vertical-relative:page" coordorigin="15772,33723" coordsize="75374,8153" o:gfxdata="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">
               <v:group id="Grupo 1695633873" o:spid="_x0000_s1038" style="position:absolute;left:15772;top:33723;width:75375;height:8153" coordorigin="15772,33723" coordsize="75374,8153" o:gfxdata="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">
@@ -4808,18 +4930,8 @@
 </w:hdr>
 </file>
 
-<file path=word/header3.xml><?xml version="1.0" encoding="utf-8"?>
-<w:hdr xmlns:wpc="http://schemas.microsoft.com/office/word/2010/wordprocessingCanvas" xmlns:cx="http://schemas.microsoft.com/office/drawing/2014/chartex" xmlns:cx1="http://schemas.microsoft.com/office/drawing/2015/9/8/chartex" xmlns:cx2="http://schemas.microsoft.com/office/drawing/2015/10/21/chartex" xmlns:cx3="http://schemas.microsoft.com/office/drawing/2016/5/9/chartex" xmlns:cx4="http://schemas.microsoft.com/office/drawing/2016/5/10/chartex" xmlns:cx5="http://schemas.microsoft.com/office/drawing/2016/5/11/chartex" xmlns:cx6="http://schemas.microsoft.com/office/drawing/2016/5/12/chartex" xmlns:cx7="http://schemas.microsoft.com/office/drawing/2016/5/13/chartex" xmlns:cx8="http://schemas.microsoft.com/office/drawing/2016/5/14/chartex" xmlns:mc="http://schemas.openxmlformats.org/markup-compatibility/2006" xmlns:aink="http://schemas.microsoft.com/office/drawing/2016/ink" xmlns:am3d="http://schemas.microsoft.com/office/drawing/2017/model3d" xmlns:o="urn:schemas-microsoft-com:office:office" xmlns:oel="http://schemas.microsoft.com/office/2019/extlst" xmlns:r="http://schemas.openxmlformats.org/officeDocument/2006/relationships" xmlns:m="http://schemas.openxmlformats.org/officeDocument/2006/math" xmlns:v="urn:schemas-microsoft-com:vml" xmlns:wp14="http://schemas.microsoft.com/office/word/2010/wordprocessingDrawing" xmlns:wp="http://schemas.openxmlformats.org/drawingml/2006/wordprocessingDrawing" xmlns:w10="urn:schemas-microsoft-com:office:word" xmlns:w="http://schemas.openxmlformats.org/wordprocessingml/2006/main" xmlns:w14="http://schemas.microsoft.com/office/word/2010/wordml" xmlns:w15="http://schemas.microsoft.com/office/word/2012/wordml" xmlns:w16cex="http://schemas.microsoft.com/office/word/2018/wordml/cex" xmlns:w16cid="http://schemas.microsoft.com/office/word/2016/wordml/cid" xmlns:w16="http://schemas.microsoft.com/office/word/2018/wordml" xmlns:w16du="http://schemas.microsoft.com/office/word/2023/wordml/word16du" xmlns:w16sdtdh="http://schemas.microsoft.com/office/word/2020/wordml/sdtdatahash" xmlns:w16sdtfl="http://schemas.microsoft.com/office/word/2024/wordml/sdtformatlock" xmlns:w16se="http://schemas.microsoft.com/office/word/2015/wordml/symex" xmlns:wpg="http://schemas.microsoft.com/office/word/2010/wordprocessingGroup" xmlns:wpi="http://schemas.microsoft.com/office/word/2010/wordprocessingInk" xmlns:wne="http://schemas.microsoft.com/office/word/2006/wordml" xmlns:wps="http://schemas.microsoft.com/office/word/2010/wordprocessingShape" mc:Ignorable="w14 w15 w16se w16cid w16 w16cex w16sdtdh w16sdtfl w16du wp14">
-  <w:p>
-    <w:pPr>
-      <w:pStyle w:val="Encabezado"/>
-    </w:pPr>
-  </w:p>
-</w:hdr>
-</file>
-
 <file path=word/numbering.xml><?xml version="1.0" encoding="utf-8"?>
-<w:numbering xmlns:wpc="http://schemas.microsoft.com/office/word/2010/wordprocessingCanvas" xmlns:cx="http://schemas.microsoft.com/office/drawing/2014/chartex" xmlns:cx1="http://schemas.microsoft.com/office/drawing/2015/9/8/chartex" xmlns:cx2="http://schemas.microsoft.com/office/drawing/2015/10/21/chartex" xmlns:cx3="http://schemas.microsoft.com/office/drawing/2016/5/9/chartex" xmlns:cx4="http://schemas.microsoft.com/office/drawing/2016/5/10/chartex" xmlns:cx5="http://schemas.microsoft.com/office/drawing/2016/5/11/chartex" xmlns:cx6="http://schemas.microsoft.com/office/drawing/2016/5/12/chartex" xmlns:cx7="http://schemas.microsoft.com/office/drawing/2016/5/13/chartex" xmlns:cx8="http://schemas.microsoft.com/office/drawing/2016/5/14/chartex" xmlns:mc="http://schemas.openxmlformats.org/markup-compatibility/2006" xmlns:aink="http://schemas.microsoft.com/office/drawing/2016/ink" xmlns:am3d="http://schemas.microsoft.com/office/drawing/2017/model3d" xmlns:o="urn:schemas-microsoft-com:office:office" xmlns:oel="http://schemas.microsoft.com/office/2019/extlst" xmlns:r="http://schemas.openxmlformats.org/officeDocument/2006/relationships" xmlns:m="http://schemas.openxmlformats.org/officeDocument/2006/math" xmlns:v="urn:schemas-microsoft-com:vml" xmlns:wp14="http://schemas.microsoft.com/office/word/2010/wordprocessingDrawing" xmlns:wp="http://schemas.openxmlformats.org/drawingml/2006/wordprocessingDrawing" xmlns:w10="urn:schemas-microsoft-com:office:word" xmlns:w="http://schemas.openxmlformats.org/wordprocessingml/2006/main" xmlns:w14="http://schemas.microsoft.com/office/word/2010/wordml" xmlns:w15="http://schemas.microsoft.com/office/word/2012/wordml" xmlns:w16cex="http://schemas.microsoft.com/office/word/2018/wordml/cex" xmlns:w16cid="http://schemas.microsoft.com/office/word/2016/wordml/cid" xmlns:w16="http://schemas.microsoft.com/office/word/2018/wordml" xmlns:w16du="http://schemas.microsoft.com/office/word/2023/wordml/word16du" xmlns:w16sdtdh="http://schemas.microsoft.com/office/word/2020/wordml/sdtdatahash" xmlns:w16sdtfl="http://schemas.microsoft.com/office/word/2024/wordml/sdtformatlock" xmlns:w16se="http://schemas.microsoft.com/office/word/2015/wordml/symex" xmlns:wpg="http://schemas.microsoft.com/office/word/2010/wordprocessingGroup" xmlns:wpi="http://schemas.microsoft.com/office/word/2010/wordprocessingInk" xmlns:wne="http://schemas.microsoft.com/office/word/2006/wordml" xmlns:wps="http://schemas.microsoft.com/office/word/2010/wordprocessingShape" mc:Ignorable="w14 w15 w16se w16cid w16 w16cex w16sdtdh w16sdtfl w16du wp14">
+<w:numbering xmlns:wpc="http://schemas.microsoft.com/office/word/2010/wordprocessingCanvas" xmlns:cx="http://schemas.microsoft.com/office/drawing/2014/chartex" xmlns:cx1="http://schemas.microsoft.com/office/drawing/2015/9/8/chartex" xmlns:cx2="http://schemas.microsoft.com/office/drawing/2015/10/21/chartex" xmlns:cx3="http://schemas.microsoft.com/office/drawing/2016/5/9/chartex" xmlns:cx4="http://schemas.microsoft.com/office/drawing/2016/5/10/chartex" xmlns:cx5="http://schemas.microsoft.com/office/drawing/2016/5/11/chartex" xmlns:cx6="http://schemas.microsoft.com/office/drawing/2016/5/12/chartex" xmlns:cx7="http://schemas.microsoft.com/office/drawing/2016/5/13/chartex" xmlns:cx8="http://schemas.microsoft.com/office/drawing/2016/5/14/chartex" xmlns:mc="http://schemas.openxmlformats.org/markup-compatibility/2006" xmlns:aink="http://schemas.microsoft.com/office/drawing/2016/ink" xmlns:am3d="http://schemas.microsoft.com/office/drawing/2017/model3d" xmlns:o="urn:schemas-microsoft-com:office:office" xmlns:r="http://schemas.openxmlformats.org/officeDocument/2006/relationships" xmlns:m="http://schemas.openxmlformats.org/officeDocument/2006/math" xmlns:v="urn:schemas-microsoft-com:vml" xmlns:wp14="http://schemas.microsoft.com/office/word/2010/wordprocessingDrawing" xmlns:wp="http://schemas.openxmlformats.org/drawingml/2006/wordprocessingDrawing" xmlns:w10="urn:schemas-microsoft-com:office:word" xmlns:w="http://schemas.openxmlformats.org/wordprocessingml/2006/main" xmlns:w14="http://schemas.microsoft.com/office/word/2010/wordml" xmlns:w15="http://schemas.microsoft.com/office/word/2012/wordml" xmlns:w16cid="http://schemas.microsoft.com/office/word/2016/wordml/cid" xmlns:w16se="http://schemas.microsoft.com/office/word/2015/wordml/symex" xmlns:wpg="http://schemas.microsoft.com/office/word/2010/wordprocessingGroup" xmlns:wpi="http://schemas.microsoft.com/office/word/2010/wordprocessingInk" xmlns:wne="http://schemas.microsoft.com/office/word/2006/wordml" xmlns:wps="http://schemas.microsoft.com/office/word/2010/wordprocessingShape" mc:Ignorable="w14 w15 w16se w16cid wp14">
   <w:abstractNum w:abstractNumId="0" w15:restartNumberingAfterBreak="0">
     <w:nsid w:val="0EDB277A"/>
     <w:multiLevelType w:val="multilevel"/>
@@ -5725,35 +5837,35 @@
       </w:rPr>
     </w:lvl>
   </w:abstractNum>
-  <w:num w:numId="1" w16cid:durableId="278344433">
+  <w:num w:numId="1">
     <w:abstractNumId w:val="5"/>
   </w:num>
-  <w:num w:numId="2" w16cid:durableId="673149930">
+  <w:num w:numId="2">
     <w:abstractNumId w:val="7"/>
   </w:num>
-  <w:num w:numId="3" w16cid:durableId="113210789">
+  <w:num w:numId="3">
     <w:abstractNumId w:val="3"/>
   </w:num>
-  <w:num w:numId="4" w16cid:durableId="386147150">
+  <w:num w:numId="4">
     <w:abstractNumId w:val="6"/>
   </w:num>
-  <w:num w:numId="5" w16cid:durableId="720131654">
+  <w:num w:numId="5">
     <w:abstractNumId w:val="2"/>
   </w:num>
-  <w:num w:numId="6" w16cid:durableId="499198781">
+  <w:num w:numId="6">
     <w:abstractNumId w:val="4"/>
   </w:num>
-  <w:num w:numId="7" w16cid:durableId="2034842759">
+  <w:num w:numId="7">
     <w:abstractNumId w:val="1"/>
   </w:num>
-  <w:num w:numId="8" w16cid:durableId="542400955">
+  <w:num w:numId="8">
     <w:abstractNumId w:val="0"/>
   </w:num>
 </w:numbering>
 </file>
 
 <file path=word/styles.xml><?xml version="1.0" encoding="utf-8"?>
-<w:styles xmlns:mc="http://schemas.openxmlformats.org/markup-compatibility/2006" xmlns:r="http://schemas.openxmlformats.org/officeDocument/2006/relationships" xmlns:w="http://schemas.openxmlformats.org/wordprocessingml/2006/main" xmlns:w14="http://schemas.microsoft.com/office/word/2010/wordml" xmlns:w15="http://schemas.microsoft.com/office/word/2012/wordml" xmlns:w16cex="http://schemas.microsoft.com/office/word/2018/wordml/cex" xmlns:w16cid="http://schemas.microsoft.com/office/word/2016/wordml/cid" xmlns:w16="http://schemas.microsoft.com/office/word/2018/wordml" xmlns:w16du="http://schemas.microsoft.com/office/word/2023/wordml/word16du" xmlns:w16sdtdh="http://schemas.microsoft.com/office/word/2020/wordml/sdtdatahash" xmlns:w16sdtfl="http://schemas.microsoft.com/office/word/2024/wordml/sdtformatlock" xmlns:w16se="http://schemas.microsoft.com/office/word/2015/wordml/symex" mc:Ignorable="w14 w15 w16se w16cid w16 w16cex w16sdtdh w16sdtfl w16du">
+<w:styles xmlns:mc="http://schemas.openxmlformats.org/markup-compatibility/2006" xmlns:r="http://schemas.openxmlformats.org/officeDocument/2006/relationships" xmlns:w="http://schemas.openxmlformats.org/wordprocessingml/2006/main" xmlns:w14="http://schemas.microsoft.com/office/word/2010/wordml" xmlns:w15="http://schemas.microsoft.com/office/word/2012/wordml" xmlns:w16cid="http://schemas.microsoft.com/office/word/2016/wordml/cid" xmlns:w16se="http://schemas.microsoft.com/office/word/2015/wordml/symex" mc:Ignorable="w14 w15 w16se w16cid">
   <w:docDefaults>
     <w:rPrDefault>
       <w:rPr>
@@ -5770,7 +5882,7 @@
       </w:pPr>
     </w:pPrDefault>
   </w:docDefaults>
-  <w:latentStyles w:defLockedState="0" w:defUIPriority="99" w:defSemiHidden="0" w:defUnhideWhenUsed="0" w:defQFormat="0" w:count="376">
+  <w:latentStyles w:defLockedState="0" w:defUIPriority="99" w:defSemiHidden="0" w:defUnhideWhenUsed="0" w:defQFormat="0" w:count="375">
     <w:lsdException w:name="Normal" w:uiPriority="0" w:qFormat="1"/>
     <w:lsdException w:name="heading 1" w:uiPriority="9" w:qFormat="1"/>
     <w:lsdException w:name="heading 2" w:semiHidden="1" w:uiPriority="9" w:unhideWhenUsed="1" w:qFormat="1"/>
@@ -6146,7 +6258,6 @@
     <w:lsdException w:name="Smart Hyperlink" w:semiHidden="1" w:unhideWhenUsed="1"/>
     <w:lsdException w:name="Hashtag" w:semiHidden="1" w:unhideWhenUsed="1"/>
     <w:lsdException w:name="Unresolved Mention" w:semiHidden="1" w:unhideWhenUsed="1"/>
-    <w:lsdException w:name="Smart Link" w:semiHidden="1" w:unhideWhenUsed="1"/>
   </w:latentStyles>
   <w:style w:type="paragraph" w:default="1" w:styleId="Normal">
     <w:name w:val="Normal"/>
@@ -7401,7 +7512,7 @@
 </file>
 
 <file path=customXml/itemProps2.xml><?xml version="1.0" encoding="utf-8"?>
-<ds:datastoreItem xmlns:ds="http://schemas.openxmlformats.org/officeDocument/2006/customXml" ds:itemID="{FBACB06C-60FF-4253-97ED-7095C54BCF37}">
+<ds:datastoreItem xmlns:ds="http://schemas.openxmlformats.org/officeDocument/2006/customXml" ds:itemID="{AAA3B009-9E64-491D-88C8-A48A8ABDF38A}">
   <ds:schemaRefs>
     <ds:schemaRef ds:uri="http://schemas.openxmlformats.org/officeDocument/2006/bibliography"/>
   </ds:schemaRefs>
